--- a/lessons/7-7/downloads/reveal/teacher/7.7-session-1-prerequisite-practice-b.docx
+++ b/lessons/7-7/downloads/reveal/teacher/7.7-session-1-prerequisite-practice-b.docx
@@ -9,8 +9,17 @@
           <w:tab w:val="left" w:leader="underscore" w:pos="7250"/>
           <w:tab w:val="right" w:leader="underscore" w:pos="9504"/>
         </w:tabs>
-        <w:spacing w:before="0" w:after="90" w:line="269" w:lineRule="auto"/>
+        <w:spacing w:before="0" w:after="54" w:line="240" w:lineRule="auto"/>
       </w:pPr>
+      <w:r>
+        <w:rPr>
+          <w:rFonts w:ascii="Avenir Next" w:hAnsi="Avenir Next" w:cs="Avenir Next" w:eastAsia="Avenir Next"/>
+          <w:color w:val="1A1A1A"/>
+          <w:sz w:val="22"/>
+          <w:szCs w:val="20"/>
+        </w:rPr>
+        <w:t xml:space="preserve">Name</w:t>
+      </w:r>
       <w:r>
         <w:rPr>
           <w:rFonts w:ascii="Avenir Next" w:hAnsi="Avenir Next" w:cs="Avenir Next" w:eastAsia="Avenir Next"/>
@@ -18,7 +27,16 @@
           <w:sz w:val="20"/>
           <w:szCs w:val="20"/>
         </w:rPr>
-        <w:t xml:space="preserve">Name</w:t>
+        <w:tab/>
+      </w:r>
+      <w:r>
+        <w:rPr>
+          <w:rFonts w:ascii="Avenir Next" w:hAnsi="Avenir Next" w:cs="Avenir Next" w:eastAsia="Avenir Next"/>
+          <w:color w:val="1A1A1A"/>
+          <w:sz w:val="22"/>
+          <w:szCs w:val="20"/>
+        </w:rPr>
+        <w:t xml:space="preserve">   Date</w:t>
       </w:r>
       <w:r>
         <w:rPr>
@@ -33,25 +51,7 @@
         <w:rPr>
           <w:rFonts w:ascii="Avenir Next" w:hAnsi="Avenir Next" w:cs="Avenir Next" w:eastAsia="Avenir Next"/>
           <w:color w:val="1A1A1A"/>
-          <w:sz w:val="20"/>
-          <w:szCs w:val="20"/>
-        </w:rPr>
-        <w:t xml:space="preserve">   Date</w:t>
-      </w:r>
-      <w:r>
-        <w:rPr>
-          <w:rFonts w:ascii="Avenir Next" w:hAnsi="Avenir Next" w:cs="Avenir Next" w:eastAsia="Avenir Next"/>
-          <w:color w:val="1A1A1A"/>
-          <w:sz w:val="20"/>
-          <w:szCs w:val="20"/>
-        </w:rPr>
-        <w:tab/>
-      </w:r>
-      <w:r>
-        <w:rPr>
-          <w:rFonts w:ascii="Avenir Next" w:hAnsi="Avenir Next" w:cs="Avenir Next" w:eastAsia="Avenir Next"/>
-          <w:color w:val="1A1A1A"/>
-          <w:sz w:val="20"/>
+          <w:sz w:val="22"/>
           <w:szCs w:val="20"/>
         </w:rPr>
         <w:t xml:space="preserve">   Period</w:t>
@@ -69,7 +69,7 @@
     <w:p>
       <w:pPr>
         <w:keepNext/>
-        <w:spacing w:before="0" w:after="12" w:line="264" w:lineRule="auto"/>
+        <w:spacing w:before="0" w:after="7" w:line="240" w:lineRule="auto"/>
       </w:pPr>
       <w:r>
         <w:rPr>
@@ -78,7 +78,7 @@
           <w:caps/>
           <w:color w:val="003A70"/>
           <w:spacing w:val="12"/>
-          <w:sz w:val="19"/>
+          <w:sz w:val="22"/>
           <w:szCs w:val="19"/>
         </w:rPr>
         <w:t xml:space="preserve">Lesson 7-7  ·  Session 1  ·  Prerequisite Practice B  ·  Skill 1 of 2</w:t>
@@ -86,8 +86,9 @@
     </w:p>
     <w:p>
       <w:pPr>
+        <w:pStyle w:val="Heading1"/>
         <w:keepNext/>
-        <w:spacing w:before="0" w:after="10" w:line="240" w:lineRule="auto"/>
+        <w:spacing w:before="0" w:after="6" w:line="240" w:lineRule="auto"/>
       </w:pPr>
       <w:r>
         <w:rPr>
@@ -105,13 +106,13 @@
         <w:pBdr>
           <w:bottom w:val="single" w:sz="4" w:space="5" w:color="C9CDD2"/>
         </w:pBdr>
-        <w:spacing w:before="0" w:after="60" w:line="264" w:lineRule="auto"/>
+        <w:spacing w:before="0" w:after="36" w:line="240" w:lineRule="auto"/>
       </w:pPr>
       <w:r>
         <w:rPr>
           <w:rFonts w:ascii="Avenir Next" w:hAnsi="Avenir Next" w:cs="Avenir Next" w:eastAsia="Avenir Next"/>
           <w:color w:val="5A5F66"/>
-          <w:sz w:val="17"/>
+          <w:sz w:val="22"/>
           <w:szCs w:val="17"/>
         </w:rPr>
         <w:t xml:space="preserve">Builds on Lesson 7-5 Session 1 · 6.NS.C.6c</w:t>
@@ -154,7 +155,8 @@
           </w:tcPr>
           <w:p>
             <w:pPr>
-              <w:spacing w:before="0" w:after="0" w:line="252" w:lineRule="auto"/>
+              <w:pStyle w:val="Heading2"/>
+              <w:spacing w:before="0" w:after="0" w:line="240" w:lineRule="auto"/>
             </w:pPr>
             <w:r>
               <w:rPr>
@@ -177,13 +179,13 @@
           </w:tcPr>
           <w:p>
             <w:pPr>
-              <w:spacing w:before="0" w:after="0" w:line="264" w:lineRule="auto"/>
-            </w:pPr>
-            <w:r>
-              <w:rPr>
-                <w:rFonts w:ascii="Avenir Next" w:hAnsi="Avenir Next" w:cs="Avenir Next" w:eastAsia="Avenir Next"/>
-                <w:color w:val="1A1A1A"/>
-                <w:sz w:val="20"/>
+              <w:spacing w:before="0" w:after="0" w:line="240" w:lineRule="auto"/>
+            </w:pPr>
+            <w:r>
+              <w:rPr>
+                <w:rFonts w:ascii="Avenir Next" w:hAnsi="Avenir Next" w:cs="Avenir Next" w:eastAsia="Avenir Next"/>
+                <w:color w:val="1A1A1A"/>
+                <w:sz w:val="22"/>
                 <w:szCs w:val="20"/>
               </w:rPr>
               <w:t xml:space="preserve">You will plot garden corners like (−4, 6) and (9, −3), then connect them.</w:t>
@@ -203,7 +205,8 @@
           </w:tcPr>
           <w:p>
             <w:pPr>
-              <w:spacing w:before="0" w:after="0" w:line="252" w:lineRule="auto"/>
+              <w:pStyle w:val="Heading2"/>
+              <w:spacing w:before="0" w:after="0" w:line="240" w:lineRule="auto"/>
             </w:pPr>
             <w:r>
               <w:rPr>
@@ -226,13 +229,13 @@
           </w:tcPr>
           <w:p>
             <w:pPr>
-              <w:spacing w:before="0" w:after="0" w:line="264" w:lineRule="auto"/>
-            </w:pPr>
-            <w:r>
-              <w:rPr>
-                <w:rFonts w:ascii="Avenir Next" w:hAnsi="Avenir Next" w:cs="Avenir Next" w:eastAsia="Avenir Next"/>
-                <w:color w:val="1A1A1A"/>
-                <w:sz w:val="20"/>
+              <w:spacing w:before="0" w:after="0" w:line="240" w:lineRule="auto"/>
+            </w:pPr>
+            <w:r>
+              <w:rPr>
+                <w:rFonts w:ascii="Avenir Next" w:hAnsi="Avenir Next" w:cs="Avenir Next" w:eastAsia="Avenir Next"/>
+                <w:color w:val="1A1A1A"/>
+                <w:sz w:val="22"/>
                 <w:szCs w:val="20"/>
               </w:rPr>
               <w:t xml:space="preserve">Plot a point like (−4, 6): move left 4, then up 6.  </w:t>
@@ -242,7 +245,7 @@
                 <w:rFonts w:ascii="Avenir Next" w:hAnsi="Avenir Next" w:cs="Avenir Next" w:eastAsia="Avenir Next"/>
                 <w:b/>
                 <w:color w:val="1A1A1A"/>
-                <w:sz w:val="20"/>
+                <w:sz w:val="22"/>
                 <w:szCs w:val="20"/>
               </w:rPr>
               <w:t xml:space="preserve">You will use it in Practice Form A, problems 2 and 4.</w:t>
@@ -253,6 +256,7 @@
     </w:tbl>
     <w:p>
       <w:pPr>
+        <w:pStyle w:val="Heading2"/>
         <w:keepNext/>
         <w:pBdr>
           <w:bottom w:val="single" w:sz="8" w:space="3" w:color="003A70"/>
@@ -260,7 +264,7 @@
         <w:tabs>
           <w:tab w:val="right" w:pos="9504"/>
         </w:tabs>
-        <w:spacing w:before="50" w:after="36" w:line="240" w:lineRule="auto"/>
+        <w:spacing w:before="30" w:after="22" w:line="240" w:lineRule="auto"/>
       </w:pPr>
       <w:r>
         <w:rPr>
@@ -268,7 +272,7 @@
           <w:b/>
           <w:color w:val="003A70"/>
           <w:spacing w:val="14"/>
-          <w:sz w:val="19"/>
+          <w:sz w:val="22"/>
           <w:szCs w:val="19"/>
         </w:rPr>
         <w:t xml:space="preserve">STEPS TO FOLLOW</w:t>
@@ -287,7 +291,7 @@
           <w:rFonts w:ascii="Avenir Next" w:hAnsi="Avenir Next" w:cs="Avenir Next" w:eastAsia="Avenir Next"/>
           <w:i/>
           <w:color w:val="5A5F66"/>
-          <w:sz w:val="17"/>
+          <w:sz w:val="22"/>
           <w:szCs w:val="17"/>
         </w:rPr>
         <w:t xml:space="preserve">use these same steps on every problem</w:t>
@@ -329,6 +333,7 @@
           </w:tcPr>
           <w:p>
             <w:pPr>
+              <w:pStyle w:val="Heading1"/>
               <w:spacing w:before="0" w:after="0" w:line="240" w:lineRule="auto"/>
               <w:jc w:val="center"/>
             </w:pPr>
@@ -351,13 +356,13 @@
           </w:tcPr>
           <w:p>
             <w:pPr>
-              <w:spacing w:before="0" w:after="0" w:line="264" w:lineRule="auto"/>
-            </w:pPr>
-            <w:r>
-              <w:rPr>
-                <w:rFonts w:ascii="Avenir Next" w:hAnsi="Avenir Next" w:cs="Avenir Next" w:eastAsia="Avenir Next"/>
-                <w:color w:val="1A1A1A"/>
-                <w:sz w:val="21"/>
+              <w:spacing w:before="0" w:after="0" w:line="240" w:lineRule="auto"/>
+            </w:pPr>
+            <w:r>
+              <w:rPr>
+                <w:rFonts w:ascii="Avenir Next" w:hAnsi="Avenir Next" w:cs="Avenir Next" w:eastAsia="Avenir Next"/>
+                <w:color w:val="1A1A1A"/>
+                <w:sz w:val="22"/>
                 <w:szCs w:val="21"/>
               </w:rPr>
               <w:t xml:space="preserve">Start at (0, 0). Move </w:t>
@@ -367,7 +372,7 @@
                 <w:rFonts w:ascii="Avenir Next" w:hAnsi="Avenir Next" w:cs="Avenir Next" w:eastAsia="Avenir Next"/>
                 <w:b/>
                 <w:color w:val="1A1A1A"/>
-                <w:sz w:val="21"/>
+                <w:sz w:val="22"/>
                 <w:szCs w:val="21"/>
               </w:rPr>
               <w:t xml:space="preserve">left or right</w:t>
@@ -376,7 +381,7 @@
               <w:rPr>
                 <w:rFonts w:ascii="Avenir Next" w:hAnsi="Avenir Next" w:cs="Avenir Next" w:eastAsia="Avenir Next"/>
                 <w:color w:val="1A1A1A"/>
-                <w:sz w:val="21"/>
+                <w:sz w:val="22"/>
                 <w:szCs w:val="21"/>
               </w:rPr>
               <w:t xml:space="preserve"> the first number.</w:t>
@@ -395,6 +400,7 @@
           </w:tcPr>
           <w:p>
             <w:pPr>
+              <w:pStyle w:val="Heading1"/>
               <w:spacing w:before="0" w:after="0" w:line="240" w:lineRule="auto"/>
               <w:jc w:val="center"/>
             </w:pPr>
@@ -417,13 +423,13 @@
           </w:tcPr>
           <w:p>
             <w:pPr>
-              <w:spacing w:before="0" w:after="0" w:line="264" w:lineRule="auto"/>
-            </w:pPr>
-            <w:r>
-              <w:rPr>
-                <w:rFonts w:ascii="Avenir Next" w:hAnsi="Avenir Next" w:cs="Avenir Next" w:eastAsia="Avenir Next"/>
-                <w:color w:val="1A1A1A"/>
-                <w:sz w:val="21"/>
+              <w:spacing w:before="0" w:after="0" w:line="240" w:lineRule="auto"/>
+            </w:pPr>
+            <w:r>
+              <w:rPr>
+                <w:rFonts w:ascii="Avenir Next" w:hAnsi="Avenir Next" w:cs="Avenir Next" w:eastAsia="Avenir Next"/>
+                <w:color w:val="1A1A1A"/>
+                <w:sz w:val="22"/>
                 <w:szCs w:val="21"/>
               </w:rPr>
               <w:t xml:space="preserve">Move </w:t>
@@ -433,7 +439,7 @@
                 <w:rFonts w:ascii="Avenir Next" w:hAnsi="Avenir Next" w:cs="Avenir Next" w:eastAsia="Avenir Next"/>
                 <w:b/>
                 <w:color w:val="1A1A1A"/>
-                <w:sz w:val="21"/>
+                <w:sz w:val="22"/>
                 <w:szCs w:val="21"/>
               </w:rPr>
               <w:t xml:space="preserve">up or down</w:t>
@@ -442,7 +448,7 @@
               <w:rPr>
                 <w:rFonts w:ascii="Avenir Next" w:hAnsi="Avenir Next" w:cs="Avenir Next" w:eastAsia="Avenir Next"/>
                 <w:color w:val="1A1A1A"/>
-                <w:sz w:val="21"/>
+                <w:sz w:val="22"/>
                 <w:szCs w:val="21"/>
               </w:rPr>
               <w:t xml:space="preserve"> the second number. Draw a dot.</w:t>
@@ -461,6 +467,7 @@
           </w:tcPr>
           <w:p>
             <w:pPr>
+              <w:pStyle w:val="Heading1"/>
               <w:spacing w:before="0" w:after="0" w:line="240" w:lineRule="auto"/>
               <w:jc w:val="center"/>
             </w:pPr>
@@ -483,14 +490,14 @@
           </w:tcPr>
           <w:p>
             <w:pPr>
-              <w:spacing w:before="0" w:after="0" w:line="264" w:lineRule="auto"/>
+              <w:spacing w:before="0" w:after="0" w:line="240" w:lineRule="auto"/>
             </w:pPr>
             <w:r>
               <w:rPr>
                 <w:rFonts w:ascii="Avenir Next" w:hAnsi="Avenir Next" w:cs="Avenir Next" w:eastAsia="Avenir Next"/>
                 <w:b/>
                 <w:color w:val="1A1A1A"/>
-                <w:sz w:val="21"/>
+                <w:sz w:val="22"/>
                 <w:szCs w:val="21"/>
               </w:rPr>
               <w:t xml:space="preserve">Connect</w:t>
@@ -499,7 +506,7 @@
               <w:rPr>
                 <w:rFonts w:ascii="Avenir Next" w:hAnsi="Avenir Next" w:cs="Avenir Next" w:eastAsia="Avenir Next"/>
                 <w:color w:val="1A1A1A"/>
-                <w:sz w:val="21"/>
+                <w:sz w:val="22"/>
                 <w:szCs w:val="21"/>
               </w:rPr>
               <w:t xml:space="preserve"> the dots in order, then back to the first.</w:t>
@@ -510,6 +517,7 @@
     </w:tbl>
     <w:p>
       <w:pPr>
+        <w:pStyle w:val="Heading2"/>
         <w:keepNext/>
         <w:pBdr>
           <w:bottom w:val="single" w:sz="8" w:space="3" w:color="003A70"/>
@@ -517,7 +525,7 @@
         <w:tabs>
           <w:tab w:val="right" w:pos="9504"/>
         </w:tabs>
-        <w:spacing w:before="50" w:after="36" w:line="240" w:lineRule="auto"/>
+        <w:spacing w:before="30" w:after="22" w:line="240" w:lineRule="auto"/>
       </w:pPr>
       <w:r>
         <w:rPr>
@@ -525,7 +533,7 @@
           <w:b/>
           <w:color w:val="003A70"/>
           <w:spacing w:val="14"/>
-          <w:sz w:val="19"/>
+          <w:sz w:val="22"/>
           <w:szCs w:val="19"/>
         </w:rPr>
         <w:t xml:space="preserve">WATCH ME</w:t>
@@ -544,7 +552,7 @@
           <w:rFonts w:ascii="Avenir Next" w:hAnsi="Avenir Next" w:cs="Avenir Next" w:eastAsia="Avenir Next"/>
           <w:i/>
           <w:color w:val="5A5F66"/>
-          <w:sz w:val="17"/>
+          <w:sz w:val="22"/>
           <w:szCs w:val="17"/>
         </w:rPr>
         <w:t xml:space="preserve">the steps in action</w:t>
@@ -586,14 +594,14 @@
           </w:tcPr>
           <w:p>
             <w:pPr>
-              <w:spacing w:before="0" w:after="40" w:line="264" w:lineRule="auto"/>
+              <w:spacing w:before="0" w:after="24" w:line="240" w:lineRule="auto"/>
             </w:pPr>
             <w:r>
               <w:rPr>
                 <w:rFonts w:ascii="Avenir Next" w:hAnsi="Avenir Next" w:cs="Avenir Next" w:eastAsia="Avenir Next"/>
                 <w:b/>
                 <w:color w:val="1A1A1A"/>
-                <w:sz w:val="21"/>
+                <w:sz w:val="22"/>
                 <w:szCs w:val="21"/>
               </w:rPr>
               <w:t xml:space="preserve">Plot A(−3, 2), B(4, 2) and C(4, −1). Connect them.</w:t>
@@ -604,7 +612,7 @@
               <w:tabs>
                 <w:tab w:val="left" w:pos="950"/>
               </w:tabs>
-              <w:spacing w:before="0" w:after="24" w:line="256" w:lineRule="auto"/>
+              <w:spacing w:before="0" w:after="14" w:line="240" w:lineRule="auto"/>
               <w:ind w:left="950" w:hanging="950"/>
             </w:pPr>
             <w:r>
@@ -612,25 +620,25 @@
                 <w:rFonts w:ascii="Avenir Next" w:hAnsi="Avenir Next" w:cs="Avenir Next" w:eastAsia="Avenir Next"/>
                 <w:b/>
                 <w:color w:val="003A70"/>
+                <w:sz w:val="22"/>
+                <w:szCs w:val="19"/>
+              </w:rPr>
+              <w:t xml:space="preserve">Step 1</w:t>
+            </w:r>
+            <w:r>
+              <w:rPr>
+                <w:rFonts w:ascii="Avenir Next" w:hAnsi="Avenir Next" w:cs="Avenir Next" w:eastAsia="Avenir Next"/>
+                <w:color w:val="1A1A1A"/>
                 <w:sz w:val="19"/>
                 <w:szCs w:val="19"/>
               </w:rPr>
-              <w:t xml:space="preserve">Step 1</w:t>
-            </w:r>
-            <w:r>
-              <w:rPr>
-                <w:rFonts w:ascii="Avenir Next" w:hAnsi="Avenir Next" w:cs="Avenir Next" w:eastAsia="Avenir Next"/>
-                <w:color w:val="1A1A1A"/>
-                <w:sz w:val="19"/>
-                <w:szCs w:val="19"/>
-              </w:rPr>
               <w:tab/>
             </w:r>
             <w:r>
               <w:rPr>
                 <w:rFonts w:ascii="Avenir Next" w:hAnsi="Avenir Next" w:cs="Avenir Next" w:eastAsia="Avenir Next"/>
                 <w:color w:val="1A1A1A"/>
-                <w:sz w:val="21"/>
+                <w:sz w:val="22"/>
                 <w:szCs w:val="21"/>
               </w:rPr>
               <w:t xml:space="preserve">A: left 3. B: right 4. C: right 4.</w:t>
@@ -641,7 +649,7 @@
               <w:tabs>
                 <w:tab w:val="left" w:pos="950"/>
               </w:tabs>
-              <w:spacing w:before="0" w:after="24" w:line="256" w:lineRule="auto"/>
+              <w:spacing w:before="0" w:after="14" w:line="240" w:lineRule="auto"/>
               <w:ind w:left="950" w:hanging="950"/>
             </w:pPr>
             <w:r>
@@ -649,25 +657,25 @@
                 <w:rFonts w:ascii="Avenir Next" w:hAnsi="Avenir Next" w:cs="Avenir Next" w:eastAsia="Avenir Next"/>
                 <w:b/>
                 <w:color w:val="003A70"/>
+                <w:sz w:val="22"/>
+                <w:szCs w:val="19"/>
+              </w:rPr>
+              <w:t xml:space="preserve">Step 2</w:t>
+            </w:r>
+            <w:r>
+              <w:rPr>
+                <w:rFonts w:ascii="Avenir Next" w:hAnsi="Avenir Next" w:cs="Avenir Next" w:eastAsia="Avenir Next"/>
+                <w:color w:val="1A1A1A"/>
                 <w:sz w:val="19"/>
                 <w:szCs w:val="19"/>
               </w:rPr>
-              <w:t xml:space="preserve">Step 2</w:t>
-            </w:r>
-            <w:r>
-              <w:rPr>
-                <w:rFonts w:ascii="Avenir Next" w:hAnsi="Avenir Next" w:cs="Avenir Next" w:eastAsia="Avenir Next"/>
-                <w:color w:val="1A1A1A"/>
-                <w:sz w:val="19"/>
-                <w:szCs w:val="19"/>
-              </w:rPr>
               <w:tab/>
             </w:r>
             <w:r>
               <w:rPr>
                 <w:rFonts w:ascii="Avenir Next" w:hAnsi="Avenir Next" w:cs="Avenir Next" w:eastAsia="Avenir Next"/>
                 <w:color w:val="1A1A1A"/>
-                <w:sz w:val="21"/>
+                <w:sz w:val="22"/>
                 <w:szCs w:val="21"/>
               </w:rPr>
               <w:t xml:space="preserve">A: up 2. B: up 2. C: down 1. Draw dots.</w:t>
@@ -678,7 +686,7 @@
               <w:tabs>
                 <w:tab w:val="left" w:pos="950"/>
               </w:tabs>
-              <w:spacing w:before="0" w:after="24" w:line="256" w:lineRule="auto"/>
+              <w:spacing w:before="0" w:after="14" w:line="240" w:lineRule="auto"/>
               <w:ind w:left="950" w:hanging="950"/>
             </w:pPr>
             <w:r>
@@ -686,25 +694,25 @@
                 <w:rFonts w:ascii="Avenir Next" w:hAnsi="Avenir Next" w:cs="Avenir Next" w:eastAsia="Avenir Next"/>
                 <w:b/>
                 <w:color w:val="003A70"/>
+                <w:sz w:val="22"/>
+                <w:szCs w:val="19"/>
+              </w:rPr>
+              <w:t xml:space="preserve">Step 3</w:t>
+            </w:r>
+            <w:r>
+              <w:rPr>
+                <w:rFonts w:ascii="Avenir Next" w:hAnsi="Avenir Next" w:cs="Avenir Next" w:eastAsia="Avenir Next"/>
+                <w:color w:val="1A1A1A"/>
                 <w:sz w:val="19"/>
                 <w:szCs w:val="19"/>
               </w:rPr>
-              <w:t xml:space="preserve">Step 3</w:t>
-            </w:r>
-            <w:r>
-              <w:rPr>
-                <w:rFonts w:ascii="Avenir Next" w:hAnsi="Avenir Next" w:cs="Avenir Next" w:eastAsia="Avenir Next"/>
-                <w:color w:val="1A1A1A"/>
-                <w:sz w:val="19"/>
-                <w:szCs w:val="19"/>
-              </w:rPr>
               <w:tab/>
             </w:r>
             <w:r>
               <w:rPr>
                 <w:rFonts w:ascii="Avenir Next" w:hAnsi="Avenir Next" w:cs="Avenir Next" w:eastAsia="Avenir Next"/>
                 <w:color w:val="1A1A1A"/>
-                <w:sz w:val="21"/>
+                <w:sz w:val="22"/>
                 <w:szCs w:val="21"/>
               </w:rPr>
               <w:t xml:space="preserve">Connect A to B to C, then back to A.</w:t>
@@ -715,7 +723,7 @@
               <w:tabs>
                 <w:tab w:val="left" w:pos="950"/>
               </w:tabs>
-              <w:spacing w:before="20" w:after="0" w:line="256" w:lineRule="auto"/>
+              <w:spacing w:before="12" w:after="0" w:line="240" w:lineRule="auto"/>
               <w:ind w:left="950" w:hanging="950"/>
             </w:pPr>
             <w:r>
@@ -723,18 +731,18 @@
                 <w:rFonts w:ascii="Avenir Next" w:hAnsi="Avenir Next" w:cs="Avenir Next" w:eastAsia="Avenir Next"/>
                 <w:b/>
                 <w:color w:val="1A1A1A"/>
+                <w:sz w:val="22"/>
+                <w:szCs w:val="21"/>
+              </w:rPr>
+              <w:t xml:space="preserve">Answer</w:t>
+            </w:r>
+            <w:r>
+              <w:rPr>
+                <w:rFonts w:ascii="Avenir Next" w:hAnsi="Avenir Next" w:cs="Avenir Next" w:eastAsia="Avenir Next"/>
+                <w:color w:val="1A1A1A"/>
                 <w:sz w:val="21"/>
                 <w:szCs w:val="21"/>
               </w:rPr>
-              <w:t xml:space="preserve">Answer</w:t>
-            </w:r>
-            <w:r>
-              <w:rPr>
-                <w:rFonts w:ascii="Avenir Next" w:hAnsi="Avenir Next" w:cs="Avenir Next" w:eastAsia="Avenir Next"/>
-                <w:color w:val="1A1A1A"/>
-                <w:sz w:val="21"/>
-                <w:szCs w:val="21"/>
-              </w:rPr>
               <w:tab/>
             </w:r>
             <w:r>
@@ -742,7 +750,7 @@
                 <w:rFonts w:ascii="Avenir Next" w:hAnsi="Avenir Next" w:cs="Avenir Next" w:eastAsia="Avenir Next"/>
                 <w:b/>
                 <w:color w:val="1A1A1A"/>
-                <w:sz w:val="21"/>
+                <w:sz w:val="22"/>
                 <w:szCs w:val="21"/>
               </w:rPr>
               <w:t xml:space="preserve">A triangle.</w:t>
@@ -756,14 +764,14 @@
           </w:tcPr>
           <w:p>
             <w:pPr>
-              <w:spacing w:before="0" w:after="0" w:line="264" w:lineRule="auto"/>
+              <w:spacing w:before="0" w:after="0" w:line="240" w:lineRule="auto"/>
               <w:jc w:val="right"/>
             </w:pPr>
             <w:r>
               <w:drawing>
                 <wp:inline distT="0" distB="0" distL="0" distR="0">
                   <wp:extent cx="1682496" cy="1261872"/>
-                  <wp:docPr id="1" name="Figure 1"/>
+                  <wp:docPr id="1" name="Figure 1" descr="Coordinate grid. Horizontal axis x: -5 to 5, ticks every 1. Vertical axis y: -3 to 4, ticks every 1. Points: x: -3; y: 2; label: A, x: 4; y: 2; label: B, x: 4; y: -1; label: C. Polygon: -3, 2, 4, 2, 4, -1."/>
                   <a:graphic xmlns:a="http://schemas.openxmlformats.org/drawingml/2006/main">
                     <a:graphicData uri="http://schemas.openxmlformats.org/drawingml/2006/picture">
                       <pic:pic xmlns:pic="http://schemas.openxmlformats.org/drawingml/2006/picture">
@@ -803,6 +811,7 @@
     </w:p>
     <w:p>
       <w:pPr>
+        <w:pStyle w:val="Heading2"/>
         <w:keepNext/>
         <w:pBdr>
           <w:bottom w:val="single" w:sz="8" w:space="3" w:color="003A70"/>
@@ -810,7 +819,7 @@
         <w:tabs>
           <w:tab w:val="right" w:pos="9504"/>
         </w:tabs>
-        <w:spacing w:before="50" w:after="36" w:line="240" w:lineRule="auto"/>
+        <w:spacing w:before="30" w:after="22" w:line="240" w:lineRule="auto"/>
       </w:pPr>
       <w:r>
         <w:rPr>
@@ -818,7 +827,7 @@
           <w:b/>
           <w:color w:val="003A70"/>
           <w:spacing w:val="14"/>
-          <w:sz w:val="19"/>
+          <w:sz w:val="22"/>
           <w:szCs w:val="19"/>
         </w:rPr>
         <w:t xml:space="preserve">TRY IT WITH HELP</w:t>
@@ -837,318 +846,745 @@
           <w:rFonts w:ascii="Avenir Next" w:hAnsi="Avenir Next" w:cs="Avenir Next" w:eastAsia="Avenir Next"/>
           <w:i/>
           <w:color w:val="5A5F66"/>
-          <w:sz w:val="17"/>
+          <w:sz w:val="22"/>
           <w:szCs w:val="17"/>
         </w:rPr>
         <w:t xml:space="preserve">fill in each step</w:t>
       </w:r>
     </w:p>
+    <w:tbl>
+      <w:tblPr>
+        <w:tblW w:w="9504" w:type="dxa"/>
+        <w:jc w:val="left"/>
+        <w:tblBorders>
+          <w:top w:val="nil"/>
+          <w:left w:val="nil"/>
+          <w:bottom w:val="nil"/>
+          <w:right w:val="nil"/>
+          <w:insideH w:val="nil"/>
+          <w:insideV w:val="nil"/>
+        </w:tblBorders>
+        <w:tblLayout w:type="fixed"/>
+        <w:tblCellMar>
+          <w:top w:w="0" w:type="dxa"/>
+          <w:left w:w="0" w:type="dxa"/>
+          <w:bottom w:w="0" w:type="dxa"/>
+          <w:right w:w="0" w:type="dxa"/>
+        </w:tblCellMar>
+        <w:tblLook w:val="0000" w:firstRow="0" w:lastRow="0" w:firstColumn="0" w:lastColumn="0" w:noHBand="1" w:noVBand="1"/>
+      </w:tblPr>
+      <w:tblGrid>
+        <w:gridCol w:w="6915"/>
+        <w:gridCol w:w="2589"/>
+      </w:tblGrid>
+      <w:tr>
+        <w:trPr>
+          <w:cantSplit/>
+        </w:trPr>
+        <w:tc>
+          <w:tcPr>
+            <w:tcW w:w="6915" w:type="dxa"/>
+            <w:vAlign w:val="top"/>
+          </w:tcPr>
+          <w:p>
+            <w:pPr>
+              <w:keepNext/>
+              <w:tabs>
+                <w:tab w:val="left" w:pos="432"/>
+              </w:tabs>
+              <w:spacing w:before="54" w:after="24" w:line="240" w:lineRule="auto"/>
+              <w:ind w:left="432" w:hanging="432"/>
+            </w:pPr>
+            <w:r>
+              <w:rPr>
+                <w:rFonts w:ascii="Avenir Next" w:hAnsi="Avenir Next" w:cs="Avenir Next" w:eastAsia="Avenir Next"/>
+                <w:b/>
+                <w:color w:val="1A1A1A"/>
+                <w:sz w:val="22"/>
+                <w:szCs w:val="22"/>
+              </w:rPr>
+              <w:t xml:space="preserve">1.</w:t>
+            </w:r>
+            <w:r>
+              <w:rPr>
+                <w:rFonts w:ascii="Avenir Next" w:hAnsi="Avenir Next" w:cs="Avenir Next" w:eastAsia="Avenir Next"/>
+                <w:color w:val="1A1A1A"/>
+                <w:sz w:val="22"/>
+                <w:szCs w:val="22"/>
+              </w:rPr>
+              <w:tab/>
+            </w:r>
+            <w:r>
+              <w:rPr>
+                <w:rFonts w:ascii="Avenir Next" w:hAnsi="Avenir Next" w:cs="Avenir Next" w:eastAsia="Avenir Next"/>
+                <w:color w:val="1A1A1A"/>
+                <w:sz w:val="22"/>
+                <w:szCs w:val="22"/>
+              </w:rPr>
+              <w:t xml:space="preserve">Plot P(−4, 1), Q(2, 1) and R(2, −3). Connect them.</w:t>
+            </w:r>
+          </w:p>
+          <w:p>
+            <w:pPr>
+              <w:keepNext/>
+              <w:tabs>
+                <w:tab w:val="left" w:pos="1300"/>
+              </w:tabs>
+              <w:spacing w:before="0" w:after="14" w:line="240" w:lineRule="auto"/>
+              <w:ind w:left="1300" w:hanging="868"/>
+            </w:pPr>
+            <w:r>
+              <w:rPr>
+                <w:rFonts w:ascii="Avenir Next" w:hAnsi="Avenir Next" w:cs="Avenir Next" w:eastAsia="Avenir Next"/>
+                <w:b/>
+                <w:color w:val="003A70"/>
+                <w:sz w:val="22"/>
+                <w:szCs w:val="18"/>
+              </w:rPr>
+              <w:t xml:space="preserve">Step 1</w:t>
+            </w:r>
+            <w:r>
+              <w:rPr>
+                <w:rFonts w:ascii="Avenir Next" w:hAnsi="Avenir Next" w:cs="Avenir Next" w:eastAsia="Avenir Next"/>
+                <w:color w:val="1A1A1A"/>
+                <w:sz w:val="18"/>
+                <w:szCs w:val="18"/>
+              </w:rPr>
+              <w:tab/>
+            </w:r>
+            <w:r>
+              <w:rPr>
+                <w:rFonts w:ascii="Avenir Next" w:hAnsi="Avenir Next" w:cs="Avenir Next" w:eastAsia="Avenir Next"/>
+                <w:color w:val="1A1A1A"/>
+                <w:sz w:val="22"/>
+                <w:szCs w:val="21"/>
+              </w:rPr>
+              <w:t xml:space="preserve">P: </w:t>
+            </w:r>
+            <w:r>
+              <w:rPr>
+                <w:rFonts w:ascii="Avenir Next" w:hAnsi="Avenir Next" w:cs="Avenir Next" w:eastAsia="Avenir Next"/>
+                <w:color w:val="1A1A1A"/>
+                <w:sz w:val="21"/>
+                <w:szCs w:val="21"/>
+                <w:u w:val="single"/>
+              </w:rPr>
+              <w:t xml:space="preserve">                </w:t>
+            </w:r>
+            <w:r>
+              <w:rPr>
+                <w:rFonts w:ascii="Avenir Next" w:hAnsi="Avenir Next" w:cs="Avenir Next" w:eastAsia="Avenir Next"/>
+                <w:color w:val="1A1A1A"/>
+                <w:sz w:val="22"/>
+                <w:szCs w:val="21"/>
+              </w:rPr>
+              <w:t xml:space="preserve"> 4. Q: right 2. R: right </w:t>
+            </w:r>
+            <w:r>
+              <w:rPr>
+                <w:rFonts w:ascii="Avenir Next" w:hAnsi="Avenir Next" w:cs="Avenir Next" w:eastAsia="Avenir Next"/>
+                <w:color w:val="1A1A1A"/>
+                <w:sz w:val="21"/>
+                <w:szCs w:val="21"/>
+                <w:u w:val="single"/>
+              </w:rPr>
+              <w:t xml:space="preserve">                </w:t>
+            </w:r>
+            <w:r>
+              <w:rPr>
+                <w:rFonts w:ascii="Avenir Next" w:hAnsi="Avenir Next" w:cs="Avenir Next" w:eastAsia="Avenir Next"/>
+                <w:color w:val="1A1A1A"/>
+                <w:sz w:val="22"/>
+                <w:szCs w:val="21"/>
+              </w:rPr>
+              <w:t xml:space="preserve">.</w:t>
+            </w:r>
+          </w:p>
+          <w:p>
+            <w:pPr>
+              <w:keepNext/>
+              <w:tabs>
+                <w:tab w:val="left" w:pos="1300"/>
+              </w:tabs>
+              <w:spacing w:before="0" w:after="14" w:line="240" w:lineRule="auto"/>
+              <w:ind w:left="1300" w:hanging="868"/>
+            </w:pPr>
+            <w:r>
+              <w:rPr>
+                <w:rFonts w:ascii="Avenir Next" w:hAnsi="Avenir Next" w:cs="Avenir Next" w:eastAsia="Avenir Next"/>
+                <w:b/>
+                <w:color w:val="003A70"/>
+                <w:sz w:val="22"/>
+                <w:szCs w:val="18"/>
+              </w:rPr>
+              <w:t xml:space="preserve">Step 2</w:t>
+            </w:r>
+            <w:r>
+              <w:rPr>
+                <w:rFonts w:ascii="Avenir Next" w:hAnsi="Avenir Next" w:cs="Avenir Next" w:eastAsia="Avenir Next"/>
+                <w:color w:val="1A1A1A"/>
+                <w:sz w:val="18"/>
+                <w:szCs w:val="18"/>
+              </w:rPr>
+              <w:tab/>
+            </w:r>
+            <w:r>
+              <w:rPr>
+                <w:rFonts w:ascii="Avenir Next" w:hAnsi="Avenir Next" w:cs="Avenir Next" w:eastAsia="Avenir Next"/>
+                <w:color w:val="1A1A1A"/>
+                <w:sz w:val="22"/>
+                <w:szCs w:val="21"/>
+              </w:rPr>
+              <w:t xml:space="preserve">P: up 1. Q: up </w:t>
+            </w:r>
+            <w:r>
+              <w:rPr>
+                <w:rFonts w:ascii="Avenir Next" w:hAnsi="Avenir Next" w:cs="Avenir Next" w:eastAsia="Avenir Next"/>
+                <w:color w:val="1A1A1A"/>
+                <w:sz w:val="21"/>
+                <w:szCs w:val="21"/>
+                <w:u w:val="single"/>
+              </w:rPr>
+              <w:t xml:space="preserve">                </w:t>
+            </w:r>
+            <w:r>
+              <w:rPr>
+                <w:rFonts w:ascii="Avenir Next" w:hAnsi="Avenir Next" w:cs="Avenir Next" w:eastAsia="Avenir Next"/>
+                <w:color w:val="1A1A1A"/>
+                <w:sz w:val="22"/>
+                <w:szCs w:val="21"/>
+              </w:rPr>
+              <w:t xml:space="preserve">. R: </w:t>
+            </w:r>
+            <w:r>
+              <w:rPr>
+                <w:rFonts w:ascii="Avenir Next" w:hAnsi="Avenir Next" w:cs="Avenir Next" w:eastAsia="Avenir Next"/>
+                <w:color w:val="1A1A1A"/>
+                <w:sz w:val="21"/>
+                <w:szCs w:val="21"/>
+                <w:u w:val="single"/>
+              </w:rPr>
+              <w:t xml:space="preserve">                </w:t>
+            </w:r>
+            <w:r>
+              <w:rPr>
+                <w:rFonts w:ascii="Avenir Next" w:hAnsi="Avenir Next" w:cs="Avenir Next" w:eastAsia="Avenir Next"/>
+                <w:color w:val="1A1A1A"/>
+                <w:sz w:val="22"/>
+                <w:szCs w:val="21"/>
+              </w:rPr>
+              <w:t xml:space="preserve"> 3.</w:t>
+            </w:r>
+          </w:p>
+          <w:p>
+            <w:pPr>
+              <w:keepNext/>
+              <w:tabs>
+                <w:tab w:val="left" w:pos="1300"/>
+              </w:tabs>
+              <w:spacing w:before="0" w:after="14" w:line="240" w:lineRule="auto"/>
+              <w:ind w:left="1300" w:hanging="868"/>
+            </w:pPr>
+            <w:r>
+              <w:rPr>
+                <w:rFonts w:ascii="Avenir Next" w:hAnsi="Avenir Next" w:cs="Avenir Next" w:eastAsia="Avenir Next"/>
+                <w:b/>
+                <w:color w:val="003A70"/>
+                <w:sz w:val="22"/>
+                <w:szCs w:val="18"/>
+              </w:rPr>
+              <w:t xml:space="preserve">Step 3</w:t>
+            </w:r>
+            <w:r>
+              <w:rPr>
+                <w:rFonts w:ascii="Avenir Next" w:hAnsi="Avenir Next" w:cs="Avenir Next" w:eastAsia="Avenir Next"/>
+                <w:color w:val="1A1A1A"/>
+                <w:sz w:val="18"/>
+                <w:szCs w:val="18"/>
+              </w:rPr>
+              <w:tab/>
+            </w:r>
+            <w:r>
+              <w:rPr>
+                <w:rFonts w:ascii="Avenir Next" w:hAnsi="Avenir Next" w:cs="Avenir Next" w:eastAsia="Avenir Next"/>
+                <w:color w:val="1A1A1A"/>
+                <w:sz w:val="22"/>
+                <w:szCs w:val="21"/>
+              </w:rPr>
+              <w:t xml:space="preserve">Connect P to Q to </w:t>
+            </w:r>
+            <w:r>
+              <w:rPr>
+                <w:rFonts w:ascii="Avenir Next" w:hAnsi="Avenir Next" w:cs="Avenir Next" w:eastAsia="Avenir Next"/>
+                <w:color w:val="1A1A1A"/>
+                <w:sz w:val="21"/>
+                <w:szCs w:val="21"/>
+                <w:u w:val="single"/>
+              </w:rPr>
+              <w:t xml:space="preserve">                </w:t>
+            </w:r>
+            <w:r>
+              <w:rPr>
+                <w:rFonts w:ascii="Avenir Next" w:hAnsi="Avenir Next" w:cs="Avenir Next" w:eastAsia="Avenir Next"/>
+                <w:color w:val="1A1A1A"/>
+                <w:sz w:val="22"/>
+                <w:szCs w:val="21"/>
+              </w:rPr>
+              <w:t xml:space="preserve">, then back to </w:t>
+            </w:r>
+            <w:r>
+              <w:rPr>
+                <w:rFonts w:ascii="Avenir Next" w:hAnsi="Avenir Next" w:cs="Avenir Next" w:eastAsia="Avenir Next"/>
+                <w:color w:val="1A1A1A"/>
+                <w:sz w:val="21"/>
+                <w:szCs w:val="21"/>
+                <w:u w:val="single"/>
+              </w:rPr>
+              <w:t xml:space="preserve">                </w:t>
+            </w:r>
+            <w:r>
+              <w:rPr>
+                <w:rFonts w:ascii="Avenir Next" w:hAnsi="Avenir Next" w:cs="Avenir Next" w:eastAsia="Avenir Next"/>
+                <w:color w:val="1A1A1A"/>
+                <w:sz w:val="22"/>
+                <w:szCs w:val="21"/>
+              </w:rPr>
+              <w:t xml:space="preserve">.</w:t>
+            </w:r>
+          </w:p>
+          <w:p>
+            <w:pPr>
+              <w:spacing w:before="0" w:after="0" w:line="20" w:lineRule="exact"/>
+            </w:pPr>
+          </w:p>
+        </w:tc>
+        <w:tc>
+          <w:tcPr>
+            <w:tcW w:w="2589" w:type="dxa"/>
+            <w:vAlign w:val="top"/>
+          </w:tcPr>
+          <w:p>
+            <w:pPr>
+              <w:spacing w:before="24" w:after="0" w:line="240" w:lineRule="auto"/>
+              <w:jc w:val="center"/>
+            </w:pPr>
+            <w:r>
+              <w:drawing>
+                <wp:inline distT="0" distB="0" distL="0" distR="0">
+                  <wp:extent cx="1453896" cy="978408"/>
+                  <wp:docPr id="2" name="Figure 2" descr="Coordinate grid. Horizontal axis x: -5 to 5, ticks every 1. Vertical axis y: -4 to 2, ticks every 1. Blank grid for the student to plot."/>
+                  <a:graphic xmlns:a="http://schemas.openxmlformats.org/drawingml/2006/main">
+                    <a:graphicData uri="http://schemas.openxmlformats.org/drawingml/2006/picture">
+                      <pic:pic xmlns:pic="http://schemas.openxmlformats.org/drawingml/2006/picture">
+                        <pic:nvPicPr>
+                          <pic:cNvPr id="2" name="image2.png"/>
+                          <pic:cNvPicPr/>
+                        </pic:nvPicPr>
+                        <pic:blipFill>
+                          <a:blip r:embed="rIdImg2"/>
+                          <a:stretch>
+                            <a:fillRect/>
+                          </a:stretch>
+                        </pic:blipFill>
+                        <pic:spPr>
+                          <a:xfrm>
+                            <a:off x="0" y="0"/>
+                            <a:ext cx="1453896" cy="978408"/>
+                          </a:xfrm>
+                          <a:prstGeom prst="rect">
+                            <a:avLst/>
+                          </a:prstGeom>
+                        </pic:spPr>
+                      </pic:pic>
+                    </a:graphicData>
+                  </a:graphic>
+                </wp:inline>
+              </w:drawing>
+            </w:r>
+          </w:p>
+          <w:p>
+            <w:pPr>
+              <w:spacing w:before="0" w:after="0" w:line="240" w:lineRule="auto"/>
+              <w:jc w:val="center"/>
+            </w:pPr>
+          </w:p>
+        </w:tc>
+      </w:tr>
+    </w:tbl>
     <w:p>
       <w:pPr>
-        <w:keepNext/>
-        <w:tabs>
-          <w:tab w:val="left" w:pos="432"/>
-        </w:tabs>
-        <w:spacing w:before="90" w:after="40" w:line="268" w:lineRule="auto"/>
-        <w:ind w:left="432" w:hanging="432"/>
+        <w:spacing w:before="0" w:after="0" w:line="20" w:lineRule="exact"/>
       </w:pPr>
-      <w:r>
-        <w:rPr>
-          <w:rFonts w:ascii="Avenir Next" w:hAnsi="Avenir Next" w:cs="Avenir Next" w:eastAsia="Avenir Next"/>
-          <w:b/>
-          <w:color w:val="1A1A1A"/>
-          <w:sz w:val="22"/>
-          <w:szCs w:val="22"/>
-        </w:rPr>
-        <w:t xml:space="preserve">1.</w:t>
-      </w:r>
-      <w:r>
-        <w:rPr>
-          <w:rFonts w:ascii="Avenir Next" w:hAnsi="Avenir Next" w:cs="Avenir Next" w:eastAsia="Avenir Next"/>
-          <w:color w:val="1A1A1A"/>
-          <w:sz w:val="22"/>
-          <w:szCs w:val="22"/>
-        </w:rPr>
-        <w:tab/>
-      </w:r>
-      <w:r>
-        <w:rPr>
-          <w:rFonts w:ascii="Avenir Next" w:hAnsi="Avenir Next" w:cs="Avenir Next" w:eastAsia="Avenir Next"/>
-          <w:color w:val="1A1A1A"/>
-          <w:sz w:val="22"/>
-          <w:szCs w:val="22"/>
-        </w:rPr>
-        <w:t xml:space="preserve">Plot P(−4, 1), Q(2, 1) and R(2, −3). Connect them.</w:t>
-      </w:r>
     </w:p>
-    <w:p>
-      <w:pPr>
-        <w:keepNext/>
-        <w:spacing w:before="20" w:after="30" w:line="264" w:lineRule="auto"/>
-        <w:jc w:val="center"/>
-      </w:pPr>
-      <w:r>
-        <w:drawing>
-          <wp:inline distT="0" distB="0" distL="0" distR="0">
-            <wp:extent cx="1453896" cy="978408"/>
-            <wp:docPr id="2" name="Figure 2"/>
-            <a:graphic xmlns:a="http://schemas.openxmlformats.org/drawingml/2006/main">
-              <a:graphicData uri="http://schemas.openxmlformats.org/drawingml/2006/picture">
-                <pic:pic xmlns:pic="http://schemas.openxmlformats.org/drawingml/2006/picture">
-                  <pic:nvPicPr>
-                    <pic:cNvPr id="2" name="image2.png"/>
-                    <pic:cNvPicPr/>
-                  </pic:nvPicPr>
-                  <pic:blipFill>
-                    <a:blip r:embed="rIdImg2"/>
-                    <a:stretch>
-                      <a:fillRect/>
-                    </a:stretch>
-                  </pic:blipFill>
-                  <pic:spPr>
-                    <a:xfrm>
-                      <a:off x="0" y="0"/>
-                      <a:ext cx="1453896" cy="978408"/>
-                    </a:xfrm>
-                    <a:prstGeom prst="rect">
-                      <a:avLst/>
-                    </a:prstGeom>
-                  </pic:spPr>
-                </pic:pic>
-              </a:graphicData>
-            </a:graphic>
-          </wp:inline>
-        </w:drawing>
-      </w:r>
-    </w:p>
-    <w:p>
-      <w:pPr>
-        <w:keepNext/>
-        <w:tabs>
-          <w:tab w:val="left" w:pos="1300"/>
-        </w:tabs>
-        <w:spacing w:before="0" w:after="24" w:line="272" w:lineRule="auto"/>
-        <w:ind w:left="1300" w:hanging="868"/>
-      </w:pPr>
-      <w:r>
-        <w:rPr>
-          <w:rFonts w:ascii="Avenir Next" w:hAnsi="Avenir Next" w:cs="Avenir Next" w:eastAsia="Avenir Next"/>
-          <w:b/>
-          <w:color w:val="003A70"/>
-          <w:sz w:val="18"/>
-          <w:szCs w:val="18"/>
-        </w:rPr>
-        <w:t xml:space="preserve">Step 1</w:t>
-      </w:r>
-      <w:r>
-        <w:rPr>
-          <w:rFonts w:ascii="Avenir Next" w:hAnsi="Avenir Next" w:cs="Avenir Next" w:eastAsia="Avenir Next"/>
-          <w:color w:val="1A1A1A"/>
-          <w:sz w:val="18"/>
-          <w:szCs w:val="18"/>
-        </w:rPr>
-        <w:tab/>
-      </w:r>
-      <w:r>
-        <w:rPr>
-          <w:rFonts w:ascii="Avenir Next" w:hAnsi="Avenir Next" w:cs="Avenir Next" w:eastAsia="Avenir Next"/>
-          <w:color w:val="1A1A1A"/>
-          <w:sz w:val="21"/>
-          <w:szCs w:val="21"/>
-        </w:rPr>
-        <w:t xml:space="preserve">P: </w:t>
-      </w:r>
-      <w:r>
-        <w:rPr>
-          <w:rFonts w:ascii="Avenir Next" w:hAnsi="Avenir Next" w:cs="Avenir Next" w:eastAsia="Avenir Next"/>
-          <w:color w:val="1A1A1A"/>
-          <w:sz w:val="21"/>
-          <w:szCs w:val="21"/>
-          <w:u w:val="single"/>
-        </w:rPr>
-        <w:t xml:space="preserve">                </w:t>
-      </w:r>
-      <w:r>
-        <w:rPr>
-          <w:rFonts w:ascii="Avenir Next" w:hAnsi="Avenir Next" w:cs="Avenir Next" w:eastAsia="Avenir Next"/>
-          <w:color w:val="1A1A1A"/>
-          <w:sz w:val="21"/>
-          <w:szCs w:val="21"/>
-        </w:rPr>
-        <w:t xml:space="preserve"> 4. Q: right 2. R: right </w:t>
-      </w:r>
-      <w:r>
-        <w:rPr>
-          <w:rFonts w:ascii="Avenir Next" w:hAnsi="Avenir Next" w:cs="Avenir Next" w:eastAsia="Avenir Next"/>
-          <w:color w:val="1A1A1A"/>
-          <w:sz w:val="21"/>
-          <w:szCs w:val="21"/>
-          <w:u w:val="single"/>
-        </w:rPr>
-        <w:t xml:space="preserve">                </w:t>
-      </w:r>
-      <w:r>
-        <w:rPr>
-          <w:rFonts w:ascii="Avenir Next" w:hAnsi="Avenir Next" w:cs="Avenir Next" w:eastAsia="Avenir Next"/>
-          <w:color w:val="1A1A1A"/>
-          <w:sz w:val="21"/>
-          <w:szCs w:val="21"/>
-        </w:rPr>
-        <w:t xml:space="preserve">.</w:t>
-      </w:r>
-    </w:p>
-    <w:p>
-      <w:pPr>
-        <w:keepNext/>
-        <w:tabs>
-          <w:tab w:val="left" w:pos="1300"/>
-        </w:tabs>
-        <w:spacing w:before="0" w:after="24" w:line="272" w:lineRule="auto"/>
-        <w:ind w:left="1300" w:hanging="868"/>
-      </w:pPr>
-      <w:r>
-        <w:rPr>
-          <w:rFonts w:ascii="Avenir Next" w:hAnsi="Avenir Next" w:cs="Avenir Next" w:eastAsia="Avenir Next"/>
-          <w:b/>
-          <w:color w:val="003A70"/>
-          <w:sz w:val="18"/>
-          <w:szCs w:val="18"/>
-        </w:rPr>
-        <w:t xml:space="preserve">Step 2</w:t>
-      </w:r>
-      <w:r>
-        <w:rPr>
-          <w:rFonts w:ascii="Avenir Next" w:hAnsi="Avenir Next" w:cs="Avenir Next" w:eastAsia="Avenir Next"/>
-          <w:color w:val="1A1A1A"/>
-          <w:sz w:val="18"/>
-          <w:szCs w:val="18"/>
-        </w:rPr>
-        <w:tab/>
-      </w:r>
-      <w:r>
-        <w:rPr>
-          <w:rFonts w:ascii="Avenir Next" w:hAnsi="Avenir Next" w:cs="Avenir Next" w:eastAsia="Avenir Next"/>
-          <w:color w:val="1A1A1A"/>
-          <w:sz w:val="21"/>
-          <w:szCs w:val="21"/>
-        </w:rPr>
-        <w:t xml:space="preserve">P: up 1. Q: up </w:t>
-      </w:r>
-      <w:r>
-        <w:rPr>
-          <w:rFonts w:ascii="Avenir Next" w:hAnsi="Avenir Next" w:cs="Avenir Next" w:eastAsia="Avenir Next"/>
-          <w:color w:val="1A1A1A"/>
-          <w:sz w:val="21"/>
-          <w:szCs w:val="21"/>
-          <w:u w:val="single"/>
-        </w:rPr>
-        <w:t xml:space="preserve">                </w:t>
-      </w:r>
-      <w:r>
-        <w:rPr>
-          <w:rFonts w:ascii="Avenir Next" w:hAnsi="Avenir Next" w:cs="Avenir Next" w:eastAsia="Avenir Next"/>
-          <w:color w:val="1A1A1A"/>
-          <w:sz w:val="21"/>
-          <w:szCs w:val="21"/>
-        </w:rPr>
-        <w:t xml:space="preserve">. R: </w:t>
-      </w:r>
-      <w:r>
-        <w:rPr>
-          <w:rFonts w:ascii="Avenir Next" w:hAnsi="Avenir Next" w:cs="Avenir Next" w:eastAsia="Avenir Next"/>
-          <w:color w:val="1A1A1A"/>
-          <w:sz w:val="21"/>
-          <w:szCs w:val="21"/>
-          <w:u w:val="single"/>
-        </w:rPr>
-        <w:t xml:space="preserve">                </w:t>
-      </w:r>
-      <w:r>
-        <w:rPr>
-          <w:rFonts w:ascii="Avenir Next" w:hAnsi="Avenir Next" w:cs="Avenir Next" w:eastAsia="Avenir Next"/>
-          <w:color w:val="1A1A1A"/>
-          <w:sz w:val="21"/>
-          <w:szCs w:val="21"/>
-        </w:rPr>
-        <w:t xml:space="preserve"> 3.</w:t>
-      </w:r>
-    </w:p>
-    <w:p>
-      <w:pPr>
-        <w:keepNext/>
-        <w:tabs>
-          <w:tab w:val="left" w:pos="1300"/>
-        </w:tabs>
-        <w:spacing w:before="0" w:after="24" w:line="272" w:lineRule="auto"/>
-        <w:ind w:left="1300" w:hanging="868"/>
-      </w:pPr>
-      <w:r>
-        <w:rPr>
-          <w:rFonts w:ascii="Avenir Next" w:hAnsi="Avenir Next" w:cs="Avenir Next" w:eastAsia="Avenir Next"/>
-          <w:b/>
-          <w:color w:val="003A70"/>
-          <w:sz w:val="18"/>
-          <w:szCs w:val="18"/>
-        </w:rPr>
-        <w:t xml:space="preserve">Step 3</w:t>
-      </w:r>
-      <w:r>
-        <w:rPr>
-          <w:rFonts w:ascii="Avenir Next" w:hAnsi="Avenir Next" w:cs="Avenir Next" w:eastAsia="Avenir Next"/>
-          <w:color w:val="1A1A1A"/>
-          <w:sz w:val="18"/>
-          <w:szCs w:val="18"/>
-        </w:rPr>
-        <w:tab/>
-      </w:r>
-      <w:r>
-        <w:rPr>
-          <w:rFonts w:ascii="Avenir Next" w:hAnsi="Avenir Next" w:cs="Avenir Next" w:eastAsia="Avenir Next"/>
-          <w:color w:val="1A1A1A"/>
-          <w:sz w:val="21"/>
-          <w:szCs w:val="21"/>
-        </w:rPr>
-        <w:t xml:space="preserve">Connect P to Q to </w:t>
-      </w:r>
-      <w:r>
-        <w:rPr>
-          <w:rFonts w:ascii="Avenir Next" w:hAnsi="Avenir Next" w:cs="Avenir Next" w:eastAsia="Avenir Next"/>
-          <w:color w:val="1A1A1A"/>
-          <w:sz w:val="21"/>
-          <w:szCs w:val="21"/>
-          <w:u w:val="single"/>
-        </w:rPr>
-        <w:t xml:space="preserve">                </w:t>
-      </w:r>
-      <w:r>
-        <w:rPr>
-          <w:rFonts w:ascii="Avenir Next" w:hAnsi="Avenir Next" w:cs="Avenir Next" w:eastAsia="Avenir Next"/>
-          <w:color w:val="1A1A1A"/>
-          <w:sz w:val="21"/>
-          <w:szCs w:val="21"/>
-        </w:rPr>
-        <w:t xml:space="preserve">, then back to </w:t>
-      </w:r>
-      <w:r>
-        <w:rPr>
-          <w:rFonts w:ascii="Avenir Next" w:hAnsi="Avenir Next" w:cs="Avenir Next" w:eastAsia="Avenir Next"/>
-          <w:color w:val="1A1A1A"/>
-          <w:sz w:val="21"/>
-          <w:szCs w:val="21"/>
-          <w:u w:val="single"/>
-        </w:rPr>
-        <w:t xml:space="preserve">                </w:t>
-      </w:r>
-      <w:r>
-        <w:rPr>
-          <w:rFonts w:ascii="Avenir Next" w:hAnsi="Avenir Next" w:cs="Avenir Next" w:eastAsia="Avenir Next"/>
-          <w:color w:val="1A1A1A"/>
-          <w:sz w:val="21"/>
-          <w:szCs w:val="21"/>
-        </w:rPr>
-        <w:t xml:space="preserve">.</w:t>
-      </w:r>
-    </w:p>
+    <w:tbl>
+      <w:tblPr>
+        <w:tblW w:w="9504" w:type="dxa"/>
+        <w:jc w:val="left"/>
+        <w:tblBorders>
+          <w:top w:val="nil"/>
+          <w:left w:val="nil"/>
+          <w:bottom w:val="nil"/>
+          <w:right w:val="nil"/>
+          <w:insideH w:val="nil"/>
+          <w:insideV w:val="nil"/>
+        </w:tblBorders>
+        <w:tblLayout w:type="fixed"/>
+        <w:tblCellMar>
+          <w:top w:w="0" w:type="dxa"/>
+          <w:left w:w="0" w:type="dxa"/>
+          <w:bottom w:w="0" w:type="dxa"/>
+          <w:right w:w="0" w:type="dxa"/>
+        </w:tblCellMar>
+        <w:tblLook w:val="0000" w:firstRow="0" w:lastRow="0" w:firstColumn="0" w:lastColumn="0" w:noHBand="1" w:noVBand="1"/>
+      </w:tblPr>
+      <w:tblGrid>
+        <w:gridCol w:w="6843"/>
+        <w:gridCol w:w="2661"/>
+      </w:tblGrid>
+      <w:tr>
+        <w:trPr>
+          <w:cantSplit/>
+        </w:trPr>
+        <w:tc>
+          <w:tcPr>
+            <w:tcW w:w="6843" w:type="dxa"/>
+            <w:vAlign w:val="top"/>
+          </w:tcPr>
+          <w:p>
+            <w:pPr>
+              <w:keepNext/>
+              <w:tabs>
+                <w:tab w:val="left" w:pos="432"/>
+              </w:tabs>
+              <w:spacing w:before="54" w:after="24" w:line="240" w:lineRule="auto"/>
+              <w:ind w:left="432" w:hanging="432"/>
+            </w:pPr>
+            <w:r>
+              <w:rPr>
+                <w:rFonts w:ascii="Avenir Next" w:hAnsi="Avenir Next" w:cs="Avenir Next" w:eastAsia="Avenir Next"/>
+                <w:b/>
+                <w:color w:val="1A1A1A"/>
+                <w:sz w:val="22"/>
+                <w:szCs w:val="22"/>
+              </w:rPr>
+              <w:t xml:space="preserve">2.</w:t>
+            </w:r>
+            <w:r>
+              <w:rPr>
+                <w:rFonts w:ascii="Avenir Next" w:hAnsi="Avenir Next" w:cs="Avenir Next" w:eastAsia="Avenir Next"/>
+                <w:color w:val="1A1A1A"/>
+                <w:sz w:val="22"/>
+                <w:szCs w:val="22"/>
+              </w:rPr>
+              <w:tab/>
+            </w:r>
+            <w:r>
+              <w:rPr>
+                <w:rFonts w:ascii="Avenir Next" w:hAnsi="Avenir Next" w:cs="Avenir Next" w:eastAsia="Avenir Next"/>
+                <w:color w:val="1A1A1A"/>
+                <w:sz w:val="22"/>
+                <w:szCs w:val="22"/>
+              </w:rPr>
+              <w:t xml:space="preserve">Plot J(−1, 4), K(3, 4), L(3, −2) and M(−1, −2). Connect them.</w:t>
+            </w:r>
+          </w:p>
+          <w:p>
+            <w:pPr>
+              <w:keepNext/>
+              <w:tabs>
+                <w:tab w:val="left" w:pos="1300"/>
+              </w:tabs>
+              <w:spacing w:before="0" w:after="14" w:line="240" w:lineRule="auto"/>
+              <w:ind w:left="1300" w:hanging="868"/>
+            </w:pPr>
+            <w:r>
+              <w:rPr>
+                <w:rFonts w:ascii="Avenir Next" w:hAnsi="Avenir Next" w:cs="Avenir Next" w:eastAsia="Avenir Next"/>
+                <w:b/>
+                <w:color w:val="003A70"/>
+                <w:sz w:val="22"/>
+                <w:szCs w:val="18"/>
+              </w:rPr>
+              <w:t xml:space="preserve">Step 1</w:t>
+            </w:r>
+            <w:r>
+              <w:rPr>
+                <w:rFonts w:ascii="Avenir Next" w:hAnsi="Avenir Next" w:cs="Avenir Next" w:eastAsia="Avenir Next"/>
+                <w:color w:val="1A1A1A"/>
+                <w:sz w:val="18"/>
+                <w:szCs w:val="18"/>
+              </w:rPr>
+              <w:tab/>
+            </w:r>
+            <w:r>
+              <w:rPr>
+                <w:rFonts w:ascii="Avenir Next" w:hAnsi="Avenir Next" w:cs="Avenir Next" w:eastAsia="Avenir Next"/>
+                <w:color w:val="1A1A1A"/>
+                <w:sz w:val="22"/>
+                <w:szCs w:val="21"/>
+              </w:rPr>
+              <w:t xml:space="preserve">J and M: </w:t>
+            </w:r>
+            <w:r>
+              <w:rPr>
+                <w:rFonts w:ascii="Avenir Next" w:hAnsi="Avenir Next" w:cs="Avenir Next" w:eastAsia="Avenir Next"/>
+                <w:color w:val="1A1A1A"/>
+                <w:sz w:val="21"/>
+                <w:szCs w:val="21"/>
+                <w:u w:val="single"/>
+              </w:rPr>
+              <w:t xml:space="preserve">                </w:t>
+            </w:r>
+            <w:r>
+              <w:rPr>
+                <w:rFonts w:ascii="Avenir Next" w:hAnsi="Avenir Next" w:cs="Avenir Next" w:eastAsia="Avenir Next"/>
+                <w:color w:val="1A1A1A"/>
+                <w:sz w:val="22"/>
+                <w:szCs w:val="21"/>
+              </w:rPr>
+              <w:t xml:space="preserve"> 1. K and L: right </w:t>
+            </w:r>
+            <w:r>
+              <w:rPr>
+                <w:rFonts w:ascii="Avenir Next" w:hAnsi="Avenir Next" w:cs="Avenir Next" w:eastAsia="Avenir Next"/>
+                <w:color w:val="1A1A1A"/>
+                <w:sz w:val="21"/>
+                <w:szCs w:val="21"/>
+                <w:u w:val="single"/>
+              </w:rPr>
+              <w:t xml:space="preserve">                </w:t>
+            </w:r>
+            <w:r>
+              <w:rPr>
+                <w:rFonts w:ascii="Avenir Next" w:hAnsi="Avenir Next" w:cs="Avenir Next" w:eastAsia="Avenir Next"/>
+                <w:color w:val="1A1A1A"/>
+                <w:sz w:val="22"/>
+                <w:szCs w:val="21"/>
+              </w:rPr>
+              <w:t xml:space="preserve">.</w:t>
+            </w:r>
+          </w:p>
+          <w:p>
+            <w:pPr>
+              <w:keepNext/>
+              <w:tabs>
+                <w:tab w:val="left" w:pos="1300"/>
+              </w:tabs>
+              <w:spacing w:before="0" w:after="14" w:line="240" w:lineRule="auto"/>
+              <w:ind w:left="1300" w:hanging="868"/>
+            </w:pPr>
+            <w:r>
+              <w:rPr>
+                <w:rFonts w:ascii="Avenir Next" w:hAnsi="Avenir Next" w:cs="Avenir Next" w:eastAsia="Avenir Next"/>
+                <w:b/>
+                <w:color w:val="003A70"/>
+                <w:sz w:val="22"/>
+                <w:szCs w:val="18"/>
+              </w:rPr>
+              <w:t xml:space="preserve">Step 2</w:t>
+            </w:r>
+            <w:r>
+              <w:rPr>
+                <w:rFonts w:ascii="Avenir Next" w:hAnsi="Avenir Next" w:cs="Avenir Next" w:eastAsia="Avenir Next"/>
+                <w:color w:val="1A1A1A"/>
+                <w:sz w:val="18"/>
+                <w:szCs w:val="18"/>
+              </w:rPr>
+              <w:tab/>
+            </w:r>
+            <w:r>
+              <w:rPr>
+                <w:rFonts w:ascii="Avenir Next" w:hAnsi="Avenir Next" w:cs="Avenir Next" w:eastAsia="Avenir Next"/>
+                <w:color w:val="1A1A1A"/>
+                <w:sz w:val="22"/>
+                <w:szCs w:val="21"/>
+              </w:rPr>
+              <w:t xml:space="preserve">J and K: up </w:t>
+            </w:r>
+            <w:r>
+              <w:rPr>
+                <w:rFonts w:ascii="Avenir Next" w:hAnsi="Avenir Next" w:cs="Avenir Next" w:eastAsia="Avenir Next"/>
+                <w:color w:val="1A1A1A"/>
+                <w:sz w:val="21"/>
+                <w:szCs w:val="21"/>
+                <w:u w:val="single"/>
+              </w:rPr>
+              <w:t xml:space="preserve">                </w:t>
+            </w:r>
+            <w:r>
+              <w:rPr>
+                <w:rFonts w:ascii="Avenir Next" w:hAnsi="Avenir Next" w:cs="Avenir Next" w:eastAsia="Avenir Next"/>
+                <w:color w:val="1A1A1A"/>
+                <w:sz w:val="22"/>
+                <w:szCs w:val="21"/>
+              </w:rPr>
+              <w:t xml:space="preserve">. L and M: </w:t>
+            </w:r>
+            <w:r>
+              <w:rPr>
+                <w:rFonts w:ascii="Avenir Next" w:hAnsi="Avenir Next" w:cs="Avenir Next" w:eastAsia="Avenir Next"/>
+                <w:color w:val="1A1A1A"/>
+                <w:sz w:val="21"/>
+                <w:szCs w:val="21"/>
+                <w:u w:val="single"/>
+              </w:rPr>
+              <w:t xml:space="preserve">                </w:t>
+            </w:r>
+            <w:r>
+              <w:rPr>
+                <w:rFonts w:ascii="Avenir Next" w:hAnsi="Avenir Next" w:cs="Avenir Next" w:eastAsia="Avenir Next"/>
+                <w:color w:val="1A1A1A"/>
+                <w:sz w:val="22"/>
+                <w:szCs w:val="21"/>
+              </w:rPr>
+              <w:t xml:space="preserve"> 2.</w:t>
+            </w:r>
+          </w:p>
+          <w:p>
+            <w:pPr>
+              <w:keepNext/>
+              <w:tabs>
+                <w:tab w:val="left" w:pos="1300"/>
+              </w:tabs>
+              <w:spacing w:before="0" w:after="14" w:line="240" w:lineRule="auto"/>
+              <w:ind w:left="1300" w:hanging="868"/>
+            </w:pPr>
+            <w:r>
+              <w:rPr>
+                <w:rFonts w:ascii="Avenir Next" w:hAnsi="Avenir Next" w:cs="Avenir Next" w:eastAsia="Avenir Next"/>
+                <w:b/>
+                <w:color w:val="003A70"/>
+                <w:sz w:val="22"/>
+                <w:szCs w:val="18"/>
+              </w:rPr>
+              <w:t xml:space="preserve">Step 3</w:t>
+            </w:r>
+            <w:r>
+              <w:rPr>
+                <w:rFonts w:ascii="Avenir Next" w:hAnsi="Avenir Next" w:cs="Avenir Next" w:eastAsia="Avenir Next"/>
+                <w:color w:val="1A1A1A"/>
+                <w:sz w:val="18"/>
+                <w:szCs w:val="18"/>
+              </w:rPr>
+              <w:tab/>
+            </w:r>
+            <w:r>
+              <w:rPr>
+                <w:rFonts w:ascii="Avenir Next" w:hAnsi="Avenir Next" w:cs="Avenir Next" w:eastAsia="Avenir Next"/>
+                <w:color w:val="1A1A1A"/>
+                <w:sz w:val="22"/>
+                <w:szCs w:val="21"/>
+              </w:rPr>
+              <w:t xml:space="preserve">Connect J, K, L, M, then back to </w:t>
+            </w:r>
+            <w:r>
+              <w:rPr>
+                <w:rFonts w:ascii="Avenir Next" w:hAnsi="Avenir Next" w:cs="Avenir Next" w:eastAsia="Avenir Next"/>
+                <w:color w:val="1A1A1A"/>
+                <w:sz w:val="21"/>
+                <w:szCs w:val="21"/>
+                <w:u w:val="single"/>
+              </w:rPr>
+              <w:t xml:space="preserve">                </w:t>
+            </w:r>
+            <w:r>
+              <w:rPr>
+                <w:rFonts w:ascii="Avenir Next" w:hAnsi="Avenir Next" w:cs="Avenir Next" w:eastAsia="Avenir Next"/>
+                <w:color w:val="1A1A1A"/>
+                <w:sz w:val="22"/>
+                <w:szCs w:val="21"/>
+              </w:rPr>
+              <w:t xml:space="preserve">. The shape is a </w:t>
+            </w:r>
+            <w:r>
+              <w:rPr>
+                <w:rFonts w:ascii="Avenir Next" w:hAnsi="Avenir Next" w:cs="Avenir Next" w:eastAsia="Avenir Next"/>
+                <w:color w:val="1A1A1A"/>
+                <w:sz w:val="21"/>
+                <w:szCs w:val="21"/>
+                <w:u w:val="single"/>
+              </w:rPr>
+              <w:t xml:space="preserve">                </w:t>
+            </w:r>
+            <w:r>
+              <w:rPr>
+                <w:rFonts w:ascii="Avenir Next" w:hAnsi="Avenir Next" w:cs="Avenir Next" w:eastAsia="Avenir Next"/>
+                <w:color w:val="1A1A1A"/>
+                <w:sz w:val="22"/>
+                <w:szCs w:val="21"/>
+              </w:rPr>
+              <w:t xml:space="preserve">.</w:t>
+            </w:r>
+          </w:p>
+          <w:p>
+            <w:pPr>
+              <w:spacing w:before="0" w:after="0" w:line="20" w:lineRule="exact"/>
+            </w:pPr>
+          </w:p>
+        </w:tc>
+        <w:tc>
+          <w:tcPr>
+            <w:tcW w:w="2661" w:type="dxa"/>
+            <w:vAlign w:val="top"/>
+          </w:tcPr>
+          <w:p>
+            <w:pPr>
+              <w:spacing w:before="24" w:after="0" w:line="240" w:lineRule="auto"/>
+              <w:jc w:val="center"/>
+            </w:pPr>
+            <w:r>
+              <w:drawing>
+                <wp:inline distT="0" distB="0" distL="0" distR="0">
+                  <wp:extent cx="1499616" cy="1517904"/>
+                  <wp:docPr id="201" name="Workspace 201" descr="Blank coordinate grid, x and y from −4 to 4, for plotting points."/>
+                  <a:graphic xmlns:a="http://schemas.openxmlformats.org/drawingml/2006/main">
+                    <a:graphicData uri="http://schemas.openxmlformats.org/drawingml/2006/picture">
+                      <pic:pic xmlns:pic="http://schemas.openxmlformats.org/drawingml/2006/picture">
+                        <pic:nvPicPr>
+                          <pic:cNvPr id="201" name="grid_4.png"/>
+                          <pic:cNvPicPr/>
+                        </pic:nvPicPr>
+                        <pic:blipFill>
+                          <a:blip r:embed="rIdWs201"/>
+                          <a:stretch>
+                            <a:fillRect/>
+                          </a:stretch>
+                        </pic:blipFill>
+                        <pic:spPr>
+                          <a:xfrm>
+                            <a:off x="0" y="0"/>
+                            <a:ext cx="1499616" cy="1517904"/>
+                          </a:xfrm>
+                          <a:prstGeom prst="rect">
+                            <a:avLst/>
+                          </a:prstGeom>
+                        </pic:spPr>
+                      </pic:pic>
+                    </a:graphicData>
+                  </a:graphic>
+                </wp:inline>
+              </w:drawing>
+            </w:r>
+          </w:p>
+          <w:p>
+            <w:pPr>
+              <w:spacing w:before="0" w:after="0" w:line="240" w:lineRule="auto"/>
+              <w:jc w:val="center"/>
+            </w:pPr>
+            <w:r>
+              <w:rPr>
+                <w:rFonts w:ascii="Avenir Next" w:hAnsi="Avenir Next" w:cs="Avenir Next" w:eastAsia="Avenir Next"/>
+                <w:i/>
+                <w:color w:val="5A5F66"/>
+                <w:sz w:val="17"/>
+                <w:szCs w:val="17"/>
+              </w:rPr>
+              <w:t xml:space="preserve">Use this grid.</w:t>
+            </w:r>
+          </w:p>
+        </w:tc>
+      </w:tr>
+    </w:tbl>
     <w:p>
       <w:pPr>
         <w:spacing w:before="0" w:after="0" w:line="20" w:lineRule="exact"/>
@@ -1156,277 +1592,7 @@
     </w:p>
     <w:p>
       <w:pPr>
-        <w:keepNext/>
-        <w:tabs>
-          <w:tab w:val="left" w:pos="432"/>
-        </w:tabs>
-        <w:spacing w:before="90" w:after="40" w:line="268" w:lineRule="auto"/>
-        <w:ind w:left="432" w:hanging="432"/>
-      </w:pPr>
-      <w:r>
-        <w:rPr>
-          <w:rFonts w:ascii="Avenir Next" w:hAnsi="Avenir Next" w:cs="Avenir Next" w:eastAsia="Avenir Next"/>
-          <w:b/>
-          <w:color w:val="1A1A1A"/>
-          <w:sz w:val="22"/>
-          <w:szCs w:val="22"/>
-        </w:rPr>
-        <w:t xml:space="preserve">2.</w:t>
-      </w:r>
-      <w:r>
-        <w:rPr>
-          <w:rFonts w:ascii="Avenir Next" w:hAnsi="Avenir Next" w:cs="Avenir Next" w:eastAsia="Avenir Next"/>
-          <w:color w:val="1A1A1A"/>
-          <w:sz w:val="22"/>
-          <w:szCs w:val="22"/>
-        </w:rPr>
-        <w:tab/>
-      </w:r>
-      <w:r>
-        <w:rPr>
-          <w:rFonts w:ascii="Avenir Next" w:hAnsi="Avenir Next" w:cs="Avenir Next" w:eastAsia="Avenir Next"/>
-          <w:color w:val="1A1A1A"/>
-          <w:sz w:val="22"/>
-          <w:szCs w:val="22"/>
-        </w:rPr>
-        <w:t xml:space="preserve">Plot J(−1, 4), K(3, 4), L(3, −2) and M(−1, −2). Connect them.</w:t>
-      </w:r>
-    </w:p>
-    <w:p>
-      <w:pPr>
-        <w:keepNext/>
-        <w:tabs>
-          <w:tab w:val="left" w:pos="1300"/>
-        </w:tabs>
-        <w:spacing w:before="0" w:after="24" w:line="272" w:lineRule="auto"/>
-        <w:ind w:left="1300" w:hanging="868"/>
-      </w:pPr>
-      <w:r>
-        <w:rPr>
-          <w:rFonts w:ascii="Avenir Next" w:hAnsi="Avenir Next" w:cs="Avenir Next" w:eastAsia="Avenir Next"/>
-          <w:b/>
-          <w:color w:val="003A70"/>
-          <w:sz w:val="18"/>
-          <w:szCs w:val="18"/>
-        </w:rPr>
-        <w:t xml:space="preserve">Step 1</w:t>
-      </w:r>
-      <w:r>
-        <w:rPr>
-          <w:rFonts w:ascii="Avenir Next" w:hAnsi="Avenir Next" w:cs="Avenir Next" w:eastAsia="Avenir Next"/>
-          <w:color w:val="1A1A1A"/>
-          <w:sz w:val="18"/>
-          <w:szCs w:val="18"/>
-        </w:rPr>
-        <w:tab/>
-      </w:r>
-      <w:r>
-        <w:rPr>
-          <w:rFonts w:ascii="Avenir Next" w:hAnsi="Avenir Next" w:cs="Avenir Next" w:eastAsia="Avenir Next"/>
-          <w:color w:val="1A1A1A"/>
-          <w:sz w:val="21"/>
-          <w:szCs w:val="21"/>
-        </w:rPr>
-        <w:t xml:space="preserve">J and M: </w:t>
-      </w:r>
-      <w:r>
-        <w:rPr>
-          <w:rFonts w:ascii="Avenir Next" w:hAnsi="Avenir Next" w:cs="Avenir Next" w:eastAsia="Avenir Next"/>
-          <w:color w:val="1A1A1A"/>
-          <w:sz w:val="21"/>
-          <w:szCs w:val="21"/>
-          <w:u w:val="single"/>
-        </w:rPr>
-        <w:t xml:space="preserve">                </w:t>
-      </w:r>
-      <w:r>
-        <w:rPr>
-          <w:rFonts w:ascii="Avenir Next" w:hAnsi="Avenir Next" w:cs="Avenir Next" w:eastAsia="Avenir Next"/>
-          <w:color w:val="1A1A1A"/>
-          <w:sz w:val="21"/>
-          <w:szCs w:val="21"/>
-        </w:rPr>
-        <w:t xml:space="preserve"> 1. K and L: right </w:t>
-      </w:r>
-      <w:r>
-        <w:rPr>
-          <w:rFonts w:ascii="Avenir Next" w:hAnsi="Avenir Next" w:cs="Avenir Next" w:eastAsia="Avenir Next"/>
-          <w:color w:val="1A1A1A"/>
-          <w:sz w:val="21"/>
-          <w:szCs w:val="21"/>
-          <w:u w:val="single"/>
-        </w:rPr>
-        <w:t xml:space="preserve">                </w:t>
-      </w:r>
-      <w:r>
-        <w:rPr>
-          <w:rFonts w:ascii="Avenir Next" w:hAnsi="Avenir Next" w:cs="Avenir Next" w:eastAsia="Avenir Next"/>
-          <w:color w:val="1A1A1A"/>
-          <w:sz w:val="21"/>
-          <w:szCs w:val="21"/>
-        </w:rPr>
-        <w:t xml:space="preserve">.</w:t>
-      </w:r>
-    </w:p>
-    <w:p>
-      <w:pPr>
-        <w:keepNext/>
-        <w:tabs>
-          <w:tab w:val="left" w:pos="1300"/>
-        </w:tabs>
-        <w:spacing w:before="0" w:after="24" w:line="272" w:lineRule="auto"/>
-        <w:ind w:left="1300" w:hanging="868"/>
-      </w:pPr>
-      <w:r>
-        <w:rPr>
-          <w:rFonts w:ascii="Avenir Next" w:hAnsi="Avenir Next" w:cs="Avenir Next" w:eastAsia="Avenir Next"/>
-          <w:b/>
-          <w:color w:val="003A70"/>
-          <w:sz w:val="18"/>
-          <w:szCs w:val="18"/>
-        </w:rPr>
-        <w:t xml:space="preserve">Step 2</w:t>
-      </w:r>
-      <w:r>
-        <w:rPr>
-          <w:rFonts w:ascii="Avenir Next" w:hAnsi="Avenir Next" w:cs="Avenir Next" w:eastAsia="Avenir Next"/>
-          <w:color w:val="1A1A1A"/>
-          <w:sz w:val="18"/>
-          <w:szCs w:val="18"/>
-        </w:rPr>
-        <w:tab/>
-      </w:r>
-      <w:r>
-        <w:rPr>
-          <w:rFonts w:ascii="Avenir Next" w:hAnsi="Avenir Next" w:cs="Avenir Next" w:eastAsia="Avenir Next"/>
-          <w:color w:val="1A1A1A"/>
-          <w:sz w:val="21"/>
-          <w:szCs w:val="21"/>
-        </w:rPr>
-        <w:t xml:space="preserve">J and K: up </w:t>
-      </w:r>
-      <w:r>
-        <w:rPr>
-          <w:rFonts w:ascii="Avenir Next" w:hAnsi="Avenir Next" w:cs="Avenir Next" w:eastAsia="Avenir Next"/>
-          <w:color w:val="1A1A1A"/>
-          <w:sz w:val="21"/>
-          <w:szCs w:val="21"/>
-          <w:u w:val="single"/>
-        </w:rPr>
-        <w:t xml:space="preserve">                </w:t>
-      </w:r>
-      <w:r>
-        <w:rPr>
-          <w:rFonts w:ascii="Avenir Next" w:hAnsi="Avenir Next" w:cs="Avenir Next" w:eastAsia="Avenir Next"/>
-          <w:color w:val="1A1A1A"/>
-          <w:sz w:val="21"/>
-          <w:szCs w:val="21"/>
-        </w:rPr>
-        <w:t xml:space="preserve">. L and M: </w:t>
-      </w:r>
-      <w:r>
-        <w:rPr>
-          <w:rFonts w:ascii="Avenir Next" w:hAnsi="Avenir Next" w:cs="Avenir Next" w:eastAsia="Avenir Next"/>
-          <w:color w:val="1A1A1A"/>
-          <w:sz w:val="21"/>
-          <w:szCs w:val="21"/>
-          <w:u w:val="single"/>
-        </w:rPr>
-        <w:t xml:space="preserve">                </w:t>
-      </w:r>
-      <w:r>
-        <w:rPr>
-          <w:rFonts w:ascii="Avenir Next" w:hAnsi="Avenir Next" w:cs="Avenir Next" w:eastAsia="Avenir Next"/>
-          <w:color w:val="1A1A1A"/>
-          <w:sz w:val="21"/>
-          <w:szCs w:val="21"/>
-        </w:rPr>
-        <w:t xml:space="preserve"> 2.</w:t>
-      </w:r>
-    </w:p>
-    <w:p>
-      <w:pPr>
-        <w:keepNext/>
-        <w:tabs>
-          <w:tab w:val="left" w:pos="1300"/>
-        </w:tabs>
-        <w:spacing w:before="0" w:after="24" w:line="272" w:lineRule="auto"/>
-        <w:ind w:left="1300" w:hanging="868"/>
-      </w:pPr>
-      <w:r>
-        <w:rPr>
-          <w:rFonts w:ascii="Avenir Next" w:hAnsi="Avenir Next" w:cs="Avenir Next" w:eastAsia="Avenir Next"/>
-          <w:b/>
-          <w:color w:val="003A70"/>
-          <w:sz w:val="18"/>
-          <w:szCs w:val="18"/>
-        </w:rPr>
-        <w:t xml:space="preserve">Step 3</w:t>
-      </w:r>
-      <w:r>
-        <w:rPr>
-          <w:rFonts w:ascii="Avenir Next" w:hAnsi="Avenir Next" w:cs="Avenir Next" w:eastAsia="Avenir Next"/>
-          <w:color w:val="1A1A1A"/>
-          <w:sz w:val="18"/>
-          <w:szCs w:val="18"/>
-        </w:rPr>
-        <w:tab/>
-      </w:r>
-      <w:r>
-        <w:rPr>
-          <w:rFonts w:ascii="Avenir Next" w:hAnsi="Avenir Next" w:cs="Avenir Next" w:eastAsia="Avenir Next"/>
-          <w:color w:val="1A1A1A"/>
-          <w:sz w:val="21"/>
-          <w:szCs w:val="21"/>
-        </w:rPr>
-        <w:t xml:space="preserve">Connect J, K, L, M, then back to </w:t>
-      </w:r>
-      <w:r>
-        <w:rPr>
-          <w:rFonts w:ascii="Avenir Next" w:hAnsi="Avenir Next" w:cs="Avenir Next" w:eastAsia="Avenir Next"/>
-          <w:color w:val="1A1A1A"/>
-          <w:sz w:val="21"/>
-          <w:szCs w:val="21"/>
-          <w:u w:val="single"/>
-        </w:rPr>
-        <w:t xml:space="preserve">                </w:t>
-      </w:r>
-      <w:r>
-        <w:rPr>
-          <w:rFonts w:ascii="Avenir Next" w:hAnsi="Avenir Next" w:cs="Avenir Next" w:eastAsia="Avenir Next"/>
-          <w:color w:val="1A1A1A"/>
-          <w:sz w:val="21"/>
-          <w:szCs w:val="21"/>
-        </w:rPr>
-        <w:t xml:space="preserve">. The shape is a </w:t>
-      </w:r>
-      <w:r>
-        <w:rPr>
-          <w:rFonts w:ascii="Avenir Next" w:hAnsi="Avenir Next" w:cs="Avenir Next" w:eastAsia="Avenir Next"/>
-          <w:color w:val="1A1A1A"/>
-          <w:sz w:val="21"/>
-          <w:szCs w:val="21"/>
-          <w:u w:val="single"/>
-        </w:rPr>
-        <w:t xml:space="preserve">                </w:t>
-      </w:r>
-      <w:r>
-        <w:rPr>
-          <w:rFonts w:ascii="Avenir Next" w:hAnsi="Avenir Next" w:cs="Avenir Next" w:eastAsia="Avenir Next"/>
-          <w:color w:val="1A1A1A"/>
-          <w:sz w:val="21"/>
-          <w:szCs w:val="21"/>
-        </w:rPr>
-        <w:t xml:space="preserve">.</w:t>
-      </w:r>
-    </w:p>
-    <w:p>
-      <w:pPr>
-        <w:spacing w:before="0" w:after="0" w:line="20" w:lineRule="exact"/>
-      </w:pPr>
-    </w:p>
-    <w:p>
-      <w:pPr>
+        <w:pStyle w:val="Heading2"/>
         <w:keepNext/>
         <w:pBdr>
           <w:bottom w:val="single" w:sz="8" w:space="3" w:color="003A70"/>
@@ -1434,7 +1600,7 @@
         <w:tabs>
           <w:tab w:val="right" w:pos="9504"/>
         </w:tabs>
-        <w:spacing w:before="50" w:after="36" w:line="240" w:lineRule="auto"/>
+        <w:spacing w:before="30" w:after="22" w:line="240" w:lineRule="auto"/>
       </w:pPr>
       <w:r>
         <w:rPr>
@@ -1442,7 +1608,7 @@
           <w:b/>
           <w:color w:val="003A70"/>
           <w:spacing w:val="14"/>
-          <w:sz w:val="19"/>
+          <w:sz w:val="22"/>
           <w:szCs w:val="19"/>
         </w:rPr>
         <w:t xml:space="preserve">YOUR TURN</w:t>
@@ -1461,7 +1627,7 @@
           <w:rFonts w:ascii="Avenir Next" w:hAnsi="Avenir Next" w:cs="Avenir Next" w:eastAsia="Avenir Next"/>
           <w:i/>
           <w:color w:val="5A5F66"/>
-          <w:sz w:val="17"/>
+          <w:sz w:val="22"/>
           <w:szCs w:val="17"/>
         </w:rPr>
         <w:t xml:space="preserve">use the steps on your own</w:t>
@@ -1511,7 +1677,7 @@
               <w:tabs>
                 <w:tab w:val="left" w:pos="432"/>
               </w:tabs>
-              <w:spacing w:before="90" w:after="40" w:line="268" w:lineRule="auto"/>
+              <w:spacing w:before="54" w:after="24" w:line="240" w:lineRule="auto"/>
               <w:ind w:left="432" w:hanging="432"/>
             </w:pPr>
             <w:r>
@@ -1584,7 +1750,7 @@
                     <w:tabs>
                       <w:tab w:val="left" w:pos="340"/>
                     </w:tabs>
-                    <w:spacing w:before="0" w:after="0" w:line="276" w:lineRule="auto"/>
+                    <w:spacing w:before="0" w:after="0" w:line="240" w:lineRule="auto"/>
                     <w:ind w:left="340" w:hanging="340"/>
                   </w:pPr>
                   <w:r>
@@ -1646,7 +1812,7 @@
                     <w:tabs>
                       <w:tab w:val="left" w:pos="340"/>
                     </w:tabs>
-                    <w:spacing w:before="0" w:after="0" w:line="276" w:lineRule="auto"/>
+                    <w:spacing w:before="0" w:after="0" w:line="240" w:lineRule="auto"/>
                     <w:ind w:left="340" w:hanging="340"/>
                   </w:pPr>
                   <w:r>
@@ -1714,7 +1880,7 @@
                     <w:tabs>
                       <w:tab w:val="left" w:pos="340"/>
                     </w:tabs>
-                    <w:spacing w:before="0" w:after="0" w:line="276" w:lineRule="auto"/>
+                    <w:spacing w:before="0" w:after="0" w:line="240" w:lineRule="auto"/>
                     <w:ind w:left="340" w:hanging="340"/>
                   </w:pPr>
                   <w:r>
@@ -1776,7 +1942,7 @@
                     <w:tabs>
                       <w:tab w:val="left" w:pos="340"/>
                     </w:tabs>
-                    <w:spacing w:before="0" w:after="0" w:line="276" w:lineRule="auto"/>
+                    <w:spacing w:before="0" w:after="0" w:line="240" w:lineRule="auto"/>
                     <w:ind w:left="340" w:hanging="340"/>
                   </w:pPr>
                   <w:r>
@@ -1847,7 +2013,7 @@
       <w:pPr>
         <w:pageBreakBefore/>
         <w:keepNext/>
-        <w:spacing w:before="0" w:after="12" w:line="264" w:lineRule="auto"/>
+        <w:spacing w:before="0" w:after="10" w:line="252" w:lineRule="auto"/>
       </w:pPr>
       <w:r>
         <w:rPr>
@@ -1856,7 +2022,7 @@
           <w:caps/>
           <w:color w:val="003A70"/>
           <w:spacing w:val="12"/>
-          <w:sz w:val="19"/>
+          <w:sz w:val="22"/>
           <w:szCs w:val="19"/>
         </w:rPr>
         <w:t xml:space="preserve">Lesson 7-7  ·  Session 1  ·  Prerequisite Practice B  ·  Skill 2 of 2</w:t>
@@ -1864,8 +2030,9 @@
     </w:p>
     <w:p>
       <w:pPr>
+        <w:pStyle w:val="Heading1"/>
         <w:keepNext/>
-        <w:spacing w:before="0" w:after="10" w:line="240" w:lineRule="auto"/>
+        <w:spacing w:before="0" w:after="8" w:line="240" w:lineRule="auto"/>
       </w:pPr>
       <w:r>
         <w:rPr>
@@ -1883,13 +2050,13 @@
         <w:pBdr>
           <w:bottom w:val="single" w:sz="4" w:space="5" w:color="C9CDD2"/>
         </w:pBdr>
-        <w:spacing w:before="0" w:after="60" w:line="264" w:lineRule="auto"/>
+        <w:spacing w:before="0" w:after="51" w:line="252" w:lineRule="auto"/>
       </w:pPr>
       <w:r>
         <w:rPr>
           <w:rFonts w:ascii="Avenir Next" w:hAnsi="Avenir Next" w:cs="Avenir Next" w:eastAsia="Avenir Next"/>
           <w:color w:val="5A5F66"/>
-          <w:sz w:val="17"/>
+          <w:sz w:val="22"/>
           <w:szCs w:val="17"/>
         </w:rPr>
         <w:t xml:space="preserve">Builds on Lesson 7-6 Session 1 · 6.NS.C.8</w:t>
@@ -1932,7 +2099,8 @@
           </w:tcPr>
           <w:p>
             <w:pPr>
-              <w:spacing w:before="0" w:after="0" w:line="252" w:lineRule="auto"/>
+              <w:pStyle w:val="Heading2"/>
+              <w:spacing w:before="0" w:after="0" w:line="246" w:lineRule="auto"/>
             </w:pPr>
             <w:r>
               <w:rPr>
@@ -1955,13 +2123,13 @@
           </w:tcPr>
           <w:p>
             <w:pPr>
-              <w:spacing w:before="0" w:after="0" w:line="264" w:lineRule="auto"/>
-            </w:pPr>
-            <w:r>
-              <w:rPr>
-                <w:rFonts w:ascii="Avenir Next" w:hAnsi="Avenir Next" w:cs="Avenir Next" w:eastAsia="Avenir Next"/>
-                <w:color w:val="1A1A1A"/>
-                <w:sz w:val="20"/>
+              <w:spacing w:before="0" w:after="0" w:line="252" w:lineRule="auto"/>
+            </w:pPr>
+            <w:r>
+              <w:rPr>
+                <w:rFonts w:ascii="Avenir Next" w:hAnsi="Avenir Next" w:cs="Avenir Next" w:eastAsia="Avenir Next"/>
+                <w:color w:val="1A1A1A"/>
+                <w:sz w:val="22"/>
                 <w:szCs w:val="20"/>
               </w:rPr>
               <w:t xml:space="preserve">In problem 1, the side from (−3, 4) to (6, 4) is 3 + 6 = 9 units long.</w:t>
@@ -1981,7 +2149,8 @@
           </w:tcPr>
           <w:p>
             <w:pPr>
-              <w:spacing w:before="0" w:after="0" w:line="252" w:lineRule="auto"/>
+              <w:pStyle w:val="Heading2"/>
+              <w:spacing w:before="0" w:after="0" w:line="246" w:lineRule="auto"/>
             </w:pPr>
             <w:r>
               <w:rPr>
@@ -2004,13 +2173,13 @@
           </w:tcPr>
           <w:p>
             <w:pPr>
-              <w:spacing w:before="0" w:after="0" w:line="264" w:lineRule="auto"/>
-            </w:pPr>
-            <w:r>
-              <w:rPr>
-                <w:rFonts w:ascii="Avenir Next" w:hAnsi="Avenir Next" w:cs="Avenir Next" w:eastAsia="Avenir Next"/>
-                <w:color w:val="1A1A1A"/>
-                <w:sz w:val="20"/>
+              <w:spacing w:before="0" w:after="0" w:line="252" w:lineRule="auto"/>
+            </w:pPr>
+            <w:r>
+              <w:rPr>
+                <w:rFonts w:ascii="Avenir Next" w:hAnsi="Avenir Next" w:cs="Avenir Next" w:eastAsia="Avenir Next"/>
+                <w:color w:val="1A1A1A"/>
+                <w:sz w:val="22"/>
                 <w:szCs w:val="20"/>
               </w:rPr>
               <w:t xml:space="preserve">Find the distance between two points that share a coordinate.  </w:t>
@@ -2020,7 +2189,7 @@
                 <w:rFonts w:ascii="Avenir Next" w:hAnsi="Avenir Next" w:cs="Avenir Next" w:eastAsia="Avenir Next"/>
                 <w:b/>
                 <w:color w:val="1A1A1A"/>
-                <w:sz w:val="20"/>
+                <w:sz w:val="22"/>
                 <w:szCs w:val="20"/>
               </w:rPr>
               <w:t xml:space="preserve">You will use it in Practice Form A, problems 1, 2 and 3.</w:t>
@@ -2031,6 +2200,7 @@
     </w:tbl>
     <w:p>
       <w:pPr>
+        <w:pStyle w:val="Heading2"/>
         <w:keepNext/>
         <w:pBdr>
           <w:bottom w:val="single" w:sz="8" w:space="3" w:color="003A70"/>
@@ -2038,7 +2208,7 @@
         <w:tabs>
           <w:tab w:val="right" w:pos="9504"/>
         </w:tabs>
-        <w:spacing w:before="50" w:after="36" w:line="240" w:lineRule="auto"/>
+        <w:spacing w:before="42" w:after="31" w:line="240" w:lineRule="auto"/>
       </w:pPr>
       <w:r>
         <w:rPr>
@@ -2046,7 +2216,7 @@
           <w:b/>
           <w:color w:val="003A70"/>
           <w:spacing w:val="14"/>
-          <w:sz w:val="19"/>
+          <w:sz w:val="22"/>
           <w:szCs w:val="19"/>
         </w:rPr>
         <w:t xml:space="preserve">STEPS TO FOLLOW</w:t>
@@ -2065,7 +2235,7 @@
           <w:rFonts w:ascii="Avenir Next" w:hAnsi="Avenir Next" w:cs="Avenir Next" w:eastAsia="Avenir Next"/>
           <w:i/>
           <w:color w:val="5A5F66"/>
-          <w:sz w:val="17"/>
+          <w:sz w:val="22"/>
           <w:szCs w:val="17"/>
         </w:rPr>
         <w:t xml:space="preserve">use these same steps on every problem</w:t>
@@ -2107,6 +2277,7 @@
           </w:tcPr>
           <w:p>
             <w:pPr>
+              <w:pStyle w:val="Heading1"/>
               <w:spacing w:before="0" w:after="0" w:line="240" w:lineRule="auto"/>
               <w:jc w:val="center"/>
             </w:pPr>
@@ -2129,14 +2300,14 @@
           </w:tcPr>
           <w:p>
             <w:pPr>
-              <w:spacing w:before="0" w:after="0" w:line="264" w:lineRule="auto"/>
+              <w:spacing w:before="0" w:after="0" w:line="252" w:lineRule="auto"/>
             </w:pPr>
             <w:r>
               <w:rPr>
                 <w:rFonts w:ascii="Avenir Next" w:hAnsi="Avenir Next" w:cs="Avenir Next" w:eastAsia="Avenir Next"/>
                 <w:b/>
                 <w:color w:val="1A1A1A"/>
-                <w:sz w:val="21"/>
+                <w:sz w:val="22"/>
                 <w:szCs w:val="21"/>
               </w:rPr>
               <w:t xml:space="preserve">Find</w:t>
@@ -2145,7 +2316,7 @@
               <w:rPr>
                 <w:rFonts w:ascii="Avenir Next" w:hAnsi="Avenir Next" w:cs="Avenir Next" w:eastAsia="Avenir Next"/>
                 <w:color w:val="1A1A1A"/>
-                <w:sz w:val="21"/>
+                <w:sz w:val="22"/>
                 <w:szCs w:val="21"/>
               </w:rPr>
               <w:t xml:space="preserve"> the shared coordinate. Use the other two numbers.</w:t>
@@ -2164,6 +2335,7 @@
           </w:tcPr>
           <w:p>
             <w:pPr>
+              <w:pStyle w:val="Heading1"/>
               <w:spacing w:before="0" w:after="0" w:line="240" w:lineRule="auto"/>
               <w:jc w:val="center"/>
             </w:pPr>
@@ -2186,14 +2358,14 @@
           </w:tcPr>
           <w:p>
             <w:pPr>
-              <w:spacing w:before="0" w:after="0" w:line="264" w:lineRule="auto"/>
+              <w:spacing w:before="0" w:after="0" w:line="252" w:lineRule="auto"/>
             </w:pPr>
             <w:r>
               <w:rPr>
                 <w:rFonts w:ascii="Avenir Next" w:hAnsi="Avenir Next" w:cs="Avenir Next" w:eastAsia="Avenir Next"/>
                 <w:b/>
                 <w:color w:val="1A1A1A"/>
-                <w:sz w:val="21"/>
+                <w:sz w:val="22"/>
                 <w:szCs w:val="21"/>
               </w:rPr>
               <w:t xml:space="preserve">Signs</w:t>
@@ -2202,7 +2374,7 @@
               <w:rPr>
                 <w:rFonts w:ascii="Avenir Next" w:hAnsi="Avenir Next" w:cs="Avenir Next" w:eastAsia="Avenir Next"/>
                 <w:color w:val="1A1A1A"/>
-                <w:sz w:val="21"/>
+                <w:sz w:val="22"/>
                 <w:szCs w:val="21"/>
               </w:rPr>
               <w:t xml:space="preserve"> differ? Add the distances from 0. Same sign? Subtract.</w:t>
@@ -2221,6 +2393,7 @@
           </w:tcPr>
           <w:p>
             <w:pPr>
+              <w:pStyle w:val="Heading1"/>
               <w:spacing w:before="0" w:after="0" w:line="240" w:lineRule="auto"/>
               <w:jc w:val="center"/>
             </w:pPr>
@@ -2243,14 +2416,14 @@
           </w:tcPr>
           <w:p>
             <w:pPr>
-              <w:spacing w:before="0" w:after="0" w:line="264" w:lineRule="auto"/>
+              <w:spacing w:before="0" w:after="0" w:line="252" w:lineRule="auto"/>
             </w:pPr>
             <w:r>
               <w:rPr>
                 <w:rFonts w:ascii="Avenir Next" w:hAnsi="Avenir Next" w:cs="Avenir Next" w:eastAsia="Avenir Next"/>
                 <w:b/>
                 <w:color w:val="1A1A1A"/>
-                <w:sz w:val="21"/>
+                <w:sz w:val="22"/>
                 <w:szCs w:val="21"/>
               </w:rPr>
               <w:t xml:space="preserve">Write</w:t>
@@ -2259,7 +2432,7 @@
               <w:rPr>
                 <w:rFonts w:ascii="Avenir Next" w:hAnsi="Avenir Next" w:cs="Avenir Next" w:eastAsia="Avenir Next"/>
                 <w:color w:val="1A1A1A"/>
-                <w:sz w:val="21"/>
+                <w:sz w:val="22"/>
                 <w:szCs w:val="21"/>
               </w:rPr>
               <w:t xml:space="preserve"> the distance in units.</w:t>
@@ -2270,6 +2443,7 @@
     </w:tbl>
     <w:p>
       <w:pPr>
+        <w:pStyle w:val="Heading2"/>
         <w:keepNext/>
         <w:pBdr>
           <w:bottom w:val="single" w:sz="8" w:space="3" w:color="003A70"/>
@@ -2277,7 +2451,7 @@
         <w:tabs>
           <w:tab w:val="right" w:pos="9504"/>
         </w:tabs>
-        <w:spacing w:before="50" w:after="36" w:line="240" w:lineRule="auto"/>
+        <w:spacing w:before="42" w:after="31" w:line="240" w:lineRule="auto"/>
       </w:pPr>
       <w:r>
         <w:rPr>
@@ -2285,7 +2459,7 @@
           <w:b/>
           <w:color w:val="003A70"/>
           <w:spacing w:val="14"/>
-          <w:sz w:val="19"/>
+          <w:sz w:val="22"/>
           <w:szCs w:val="19"/>
         </w:rPr>
         <w:t xml:space="preserve">WATCH ME</w:t>
@@ -2304,7 +2478,7 @@
           <w:rFonts w:ascii="Avenir Next" w:hAnsi="Avenir Next" w:cs="Avenir Next" w:eastAsia="Avenir Next"/>
           <w:i/>
           <w:color w:val="5A5F66"/>
-          <w:sz w:val="17"/>
+          <w:sz w:val="22"/>
           <w:szCs w:val="17"/>
         </w:rPr>
         <w:t xml:space="preserve">the steps in action</w:t>
@@ -2312,14 +2486,14 @@
     </w:p>
     <w:p>
       <w:pPr>
-        <w:spacing w:before="0" w:after="40" w:line="264" w:lineRule="auto"/>
+        <w:spacing w:before="0" w:after="34" w:line="252" w:lineRule="auto"/>
       </w:pPr>
       <w:r>
         <w:rPr>
           <w:rFonts w:ascii="Avenir Next" w:hAnsi="Avenir Next" w:cs="Avenir Next" w:eastAsia="Avenir Next"/>
           <w:b/>
           <w:color w:val="1A1A1A"/>
-          <w:sz w:val="21"/>
+          <w:sz w:val="22"/>
           <w:szCs w:val="21"/>
         </w:rPr>
         <w:t xml:space="preserve">Find the distance from (−4, 3) to (5, 3).</w:t>
@@ -2330,7 +2504,7 @@
         <w:tabs>
           <w:tab w:val="left" w:pos="950"/>
         </w:tabs>
-        <w:spacing w:before="0" w:after="24" w:line="256" w:lineRule="auto"/>
+        <w:spacing w:before="0" w:after="20" w:line="248" w:lineRule="auto"/>
         <w:ind w:left="950" w:hanging="950"/>
       </w:pPr>
       <w:r>
@@ -2338,25 +2512,25 @@
           <w:rFonts w:ascii="Avenir Next" w:hAnsi="Avenir Next" w:cs="Avenir Next" w:eastAsia="Avenir Next"/>
           <w:b/>
           <w:color w:val="003A70"/>
+          <w:sz w:val="22"/>
+          <w:szCs w:val="19"/>
+        </w:rPr>
+        <w:t xml:space="preserve">Step 1</w:t>
+      </w:r>
+      <w:r>
+        <w:rPr>
+          <w:rFonts w:ascii="Avenir Next" w:hAnsi="Avenir Next" w:cs="Avenir Next" w:eastAsia="Avenir Next"/>
+          <w:color w:val="1A1A1A"/>
           <w:sz w:val="19"/>
           <w:szCs w:val="19"/>
         </w:rPr>
-        <w:t xml:space="preserve">Step 1</w:t>
-      </w:r>
-      <w:r>
-        <w:rPr>
-          <w:rFonts w:ascii="Avenir Next" w:hAnsi="Avenir Next" w:cs="Avenir Next" w:eastAsia="Avenir Next"/>
-          <w:color w:val="1A1A1A"/>
-          <w:sz w:val="19"/>
-          <w:szCs w:val="19"/>
-        </w:rPr>
         <w:tab/>
       </w:r>
       <w:r>
         <w:rPr>
           <w:rFonts w:ascii="Avenir Next" w:hAnsi="Avenir Next" w:cs="Avenir Next" w:eastAsia="Avenir Next"/>
           <w:color w:val="1A1A1A"/>
-          <w:sz w:val="21"/>
+          <w:sz w:val="22"/>
           <w:szCs w:val="21"/>
         </w:rPr>
         <w:t xml:space="preserve">They share y = 3. Use −4 and 5.</w:t>
@@ -2367,7 +2541,7 @@
         <w:tabs>
           <w:tab w:val="left" w:pos="950"/>
         </w:tabs>
-        <w:spacing w:before="0" w:after="24" w:line="256" w:lineRule="auto"/>
+        <w:spacing w:before="0" w:after="20" w:line="248" w:lineRule="auto"/>
         <w:ind w:left="950" w:hanging="950"/>
       </w:pPr>
       <w:r>
@@ -2375,25 +2549,25 @@
           <w:rFonts w:ascii="Avenir Next" w:hAnsi="Avenir Next" w:cs="Avenir Next" w:eastAsia="Avenir Next"/>
           <w:b/>
           <w:color w:val="003A70"/>
+          <w:sz w:val="22"/>
+          <w:szCs w:val="19"/>
+        </w:rPr>
+        <w:t xml:space="preserve">Step 2</w:t>
+      </w:r>
+      <w:r>
+        <w:rPr>
+          <w:rFonts w:ascii="Avenir Next" w:hAnsi="Avenir Next" w:cs="Avenir Next" w:eastAsia="Avenir Next"/>
+          <w:color w:val="1A1A1A"/>
           <w:sz w:val="19"/>
           <w:szCs w:val="19"/>
         </w:rPr>
-        <w:t xml:space="preserve">Step 2</w:t>
-      </w:r>
-      <w:r>
-        <w:rPr>
-          <w:rFonts w:ascii="Avenir Next" w:hAnsi="Avenir Next" w:cs="Avenir Next" w:eastAsia="Avenir Next"/>
-          <w:color w:val="1A1A1A"/>
-          <w:sz w:val="19"/>
-          <w:szCs w:val="19"/>
-        </w:rPr>
         <w:tab/>
       </w:r>
       <w:r>
         <w:rPr>
           <w:rFonts w:ascii="Avenir Next" w:hAnsi="Avenir Next" w:cs="Avenir Next" w:eastAsia="Avenir Next"/>
           <w:color w:val="1A1A1A"/>
-          <w:sz w:val="21"/>
+          <w:sz w:val="22"/>
           <w:szCs w:val="21"/>
         </w:rPr>
         <w:t xml:space="preserve">Signs differ: 4 + 5 = 9.</w:t>
@@ -2404,7 +2578,7 @@
         <w:tabs>
           <w:tab w:val="left" w:pos="950"/>
         </w:tabs>
-        <w:spacing w:before="0" w:after="24" w:line="256" w:lineRule="auto"/>
+        <w:spacing w:before="0" w:after="20" w:line="248" w:lineRule="auto"/>
         <w:ind w:left="950" w:hanging="950"/>
       </w:pPr>
       <w:r>
@@ -2412,25 +2586,25 @@
           <w:rFonts w:ascii="Avenir Next" w:hAnsi="Avenir Next" w:cs="Avenir Next" w:eastAsia="Avenir Next"/>
           <w:b/>
           <w:color w:val="003A70"/>
+          <w:sz w:val="22"/>
+          <w:szCs w:val="19"/>
+        </w:rPr>
+        <w:t xml:space="preserve">Step 3</w:t>
+      </w:r>
+      <w:r>
+        <w:rPr>
+          <w:rFonts w:ascii="Avenir Next" w:hAnsi="Avenir Next" w:cs="Avenir Next" w:eastAsia="Avenir Next"/>
+          <w:color w:val="1A1A1A"/>
           <w:sz w:val="19"/>
           <w:szCs w:val="19"/>
         </w:rPr>
-        <w:t xml:space="preserve">Step 3</w:t>
-      </w:r>
-      <w:r>
-        <w:rPr>
-          <w:rFonts w:ascii="Avenir Next" w:hAnsi="Avenir Next" w:cs="Avenir Next" w:eastAsia="Avenir Next"/>
-          <w:color w:val="1A1A1A"/>
-          <w:sz w:val="19"/>
-          <w:szCs w:val="19"/>
-        </w:rPr>
         <w:tab/>
       </w:r>
       <w:r>
         <w:rPr>
           <w:rFonts w:ascii="Avenir Next" w:hAnsi="Avenir Next" w:cs="Avenir Next" w:eastAsia="Avenir Next"/>
           <w:color w:val="1A1A1A"/>
-          <w:sz w:val="21"/>
+          <w:sz w:val="22"/>
           <w:szCs w:val="21"/>
         </w:rPr>
         <w:t xml:space="preserve">The distance is 9 units.</w:t>
@@ -2441,7 +2615,7 @@
         <w:tabs>
           <w:tab w:val="left" w:pos="950"/>
         </w:tabs>
-        <w:spacing w:before="20" w:after="0" w:line="256" w:lineRule="auto"/>
+        <w:spacing w:before="17" w:after="0" w:line="248" w:lineRule="auto"/>
         <w:ind w:left="950" w:hanging="950"/>
       </w:pPr>
       <w:r>
@@ -2449,18 +2623,18 @@
           <w:rFonts w:ascii="Avenir Next" w:hAnsi="Avenir Next" w:cs="Avenir Next" w:eastAsia="Avenir Next"/>
           <w:b/>
           <w:color w:val="1A1A1A"/>
+          <w:sz w:val="22"/>
+          <w:szCs w:val="21"/>
+        </w:rPr>
+        <w:t xml:space="preserve">Answer</w:t>
+      </w:r>
+      <w:r>
+        <w:rPr>
+          <w:rFonts w:ascii="Avenir Next" w:hAnsi="Avenir Next" w:cs="Avenir Next" w:eastAsia="Avenir Next"/>
+          <w:color w:val="1A1A1A"/>
           <w:sz w:val="21"/>
           <w:szCs w:val="21"/>
         </w:rPr>
-        <w:t xml:space="preserve">Answer</w:t>
-      </w:r>
-      <w:r>
-        <w:rPr>
-          <w:rFonts w:ascii="Avenir Next" w:hAnsi="Avenir Next" w:cs="Avenir Next" w:eastAsia="Avenir Next"/>
-          <w:color w:val="1A1A1A"/>
-          <w:sz w:val="21"/>
-          <w:szCs w:val="21"/>
-        </w:rPr>
         <w:tab/>
       </w:r>
       <w:r>
@@ -2468,7 +2642,7 @@
           <w:rFonts w:ascii="Avenir Next" w:hAnsi="Avenir Next" w:cs="Avenir Next" w:eastAsia="Avenir Next"/>
           <w:b/>
           <w:color w:val="1A1A1A"/>
-          <w:sz w:val="21"/>
+          <w:sz w:val="22"/>
           <w:szCs w:val="21"/>
         </w:rPr>
         <w:t xml:space="preserve">9 units</w:t>
@@ -2476,6 +2650,7 @@
     </w:p>
     <w:p>
       <w:pPr>
+        <w:pStyle w:val="Heading2"/>
         <w:keepNext/>
         <w:pBdr>
           <w:bottom w:val="single" w:sz="8" w:space="3" w:color="003A70"/>
@@ -2483,7 +2658,7 @@
         <w:tabs>
           <w:tab w:val="right" w:pos="9504"/>
         </w:tabs>
-        <w:spacing w:before="50" w:after="36" w:line="240" w:lineRule="auto"/>
+        <w:spacing w:before="42" w:after="31" w:line="240" w:lineRule="auto"/>
       </w:pPr>
       <w:r>
         <w:rPr>
@@ -2491,7 +2666,7 @@
           <w:b/>
           <w:color w:val="003A70"/>
           <w:spacing w:val="14"/>
-          <w:sz w:val="19"/>
+          <w:sz w:val="22"/>
           <w:szCs w:val="19"/>
         </w:rPr>
         <w:t xml:space="preserve">TRY IT WITH HELP</w:t>
@@ -2510,7 +2685,7 @@
           <w:rFonts w:ascii="Avenir Next" w:hAnsi="Avenir Next" w:cs="Avenir Next" w:eastAsia="Avenir Next"/>
           <w:i/>
           <w:color w:val="5A5F66"/>
-          <w:sz w:val="17"/>
+          <w:sz w:val="22"/>
           <w:szCs w:val="17"/>
         </w:rPr>
         <w:t xml:space="preserve">fill in each step</w:t>
@@ -2522,7 +2697,7 @@
         <w:tabs>
           <w:tab w:val="left" w:pos="432"/>
         </w:tabs>
-        <w:spacing w:before="90" w:after="40" w:line="268" w:lineRule="auto"/>
+        <w:spacing w:before="76" w:after="34" w:line="254" w:lineRule="auto"/>
         <w:ind w:left="432" w:hanging="432"/>
       </w:pPr>
       <w:r>
@@ -2560,7 +2735,7 @@
         <w:tabs>
           <w:tab w:val="left" w:pos="1300"/>
         </w:tabs>
-        <w:spacing w:before="0" w:after="24" w:line="272" w:lineRule="auto"/>
+        <w:spacing w:before="0" w:after="20" w:line="256" w:lineRule="auto"/>
         <w:ind w:left="1300" w:hanging="868"/>
       </w:pPr>
       <w:r>
@@ -2568,25 +2743,25 @@
           <w:rFonts w:ascii="Avenir Next" w:hAnsi="Avenir Next" w:cs="Avenir Next" w:eastAsia="Avenir Next"/>
           <w:b/>
           <w:color w:val="003A70"/>
+          <w:sz w:val="22"/>
+          <w:szCs w:val="18"/>
+        </w:rPr>
+        <w:t xml:space="preserve">Step 1</w:t>
+      </w:r>
+      <w:r>
+        <w:rPr>
+          <w:rFonts w:ascii="Avenir Next" w:hAnsi="Avenir Next" w:cs="Avenir Next" w:eastAsia="Avenir Next"/>
+          <w:color w:val="1A1A1A"/>
           <w:sz w:val="18"/>
           <w:szCs w:val="18"/>
         </w:rPr>
-        <w:t xml:space="preserve">Step 1</w:t>
-      </w:r>
-      <w:r>
-        <w:rPr>
-          <w:rFonts w:ascii="Avenir Next" w:hAnsi="Avenir Next" w:cs="Avenir Next" w:eastAsia="Avenir Next"/>
-          <w:color w:val="1A1A1A"/>
-          <w:sz w:val="18"/>
-          <w:szCs w:val="18"/>
-        </w:rPr>
         <w:tab/>
       </w:r>
       <w:r>
         <w:rPr>
           <w:rFonts w:ascii="Avenir Next" w:hAnsi="Avenir Next" w:cs="Avenir Next" w:eastAsia="Avenir Next"/>
           <w:color w:val="1A1A1A"/>
-          <w:sz w:val="21"/>
+          <w:sz w:val="22"/>
           <w:szCs w:val="21"/>
         </w:rPr>
         <w:t xml:space="preserve">They share </w:t>
@@ -2605,7 +2780,7 @@
         <w:rPr>
           <w:rFonts w:ascii="Avenir Next" w:hAnsi="Avenir Next" w:cs="Avenir Next" w:eastAsia="Avenir Next"/>
           <w:color w:val="1A1A1A"/>
-          <w:sz w:val="21"/>
+          <w:sz w:val="22"/>
           <w:szCs w:val="21"/>
         </w:rPr>
         <w:t xml:space="preserve"> = 1. Use −6 and 2.</w:t>
@@ -2617,7 +2792,7 @@
         <w:tabs>
           <w:tab w:val="left" w:pos="1300"/>
         </w:tabs>
-        <w:spacing w:before="0" w:after="24" w:line="272" w:lineRule="auto"/>
+        <w:spacing w:before="0" w:after="20" w:line="256" w:lineRule="auto"/>
         <w:ind w:left="1300" w:hanging="868"/>
       </w:pPr>
       <w:r>
@@ -2625,25 +2800,25 @@
           <w:rFonts w:ascii="Avenir Next" w:hAnsi="Avenir Next" w:cs="Avenir Next" w:eastAsia="Avenir Next"/>
           <w:b/>
           <w:color w:val="003A70"/>
+          <w:sz w:val="22"/>
+          <w:szCs w:val="18"/>
+        </w:rPr>
+        <w:t xml:space="preserve">Step 2</w:t>
+      </w:r>
+      <w:r>
+        <w:rPr>
+          <w:rFonts w:ascii="Avenir Next" w:hAnsi="Avenir Next" w:cs="Avenir Next" w:eastAsia="Avenir Next"/>
+          <w:color w:val="1A1A1A"/>
           <w:sz w:val="18"/>
           <w:szCs w:val="18"/>
         </w:rPr>
-        <w:t xml:space="preserve">Step 2</w:t>
-      </w:r>
-      <w:r>
-        <w:rPr>
-          <w:rFonts w:ascii="Avenir Next" w:hAnsi="Avenir Next" w:cs="Avenir Next" w:eastAsia="Avenir Next"/>
-          <w:color w:val="1A1A1A"/>
-          <w:sz w:val="18"/>
-          <w:szCs w:val="18"/>
-        </w:rPr>
         <w:tab/>
       </w:r>
       <w:r>
         <w:rPr>
           <w:rFonts w:ascii="Avenir Next" w:hAnsi="Avenir Next" w:cs="Avenir Next" w:eastAsia="Avenir Next"/>
           <w:color w:val="1A1A1A"/>
-          <w:sz w:val="21"/>
+          <w:sz w:val="22"/>
           <w:szCs w:val="21"/>
         </w:rPr>
         <w:t xml:space="preserve">Signs differ: 6 + 2 = </w:t>
@@ -2662,7 +2837,7 @@
         <w:rPr>
           <w:rFonts w:ascii="Avenir Next" w:hAnsi="Avenir Next" w:cs="Avenir Next" w:eastAsia="Avenir Next"/>
           <w:color w:val="1A1A1A"/>
-          <w:sz w:val="21"/>
+          <w:sz w:val="22"/>
           <w:szCs w:val="21"/>
         </w:rPr>
         <w:t xml:space="preserve">.</w:t>
@@ -2674,7 +2849,7 @@
         <w:tabs>
           <w:tab w:val="left" w:pos="1300"/>
         </w:tabs>
-        <w:spacing w:before="0" w:after="24" w:line="272" w:lineRule="auto"/>
+        <w:spacing w:before="0" w:after="20" w:line="256" w:lineRule="auto"/>
         <w:ind w:left="1300" w:hanging="868"/>
       </w:pPr>
       <w:r>
@@ -2682,25 +2857,25 @@
           <w:rFonts w:ascii="Avenir Next" w:hAnsi="Avenir Next" w:cs="Avenir Next" w:eastAsia="Avenir Next"/>
           <w:b/>
           <w:color w:val="003A70"/>
+          <w:sz w:val="22"/>
+          <w:szCs w:val="18"/>
+        </w:rPr>
+        <w:t xml:space="preserve">Step 3</w:t>
+      </w:r>
+      <w:r>
+        <w:rPr>
+          <w:rFonts w:ascii="Avenir Next" w:hAnsi="Avenir Next" w:cs="Avenir Next" w:eastAsia="Avenir Next"/>
+          <w:color w:val="1A1A1A"/>
           <w:sz w:val="18"/>
           <w:szCs w:val="18"/>
         </w:rPr>
-        <w:t xml:space="preserve">Step 3</w:t>
-      </w:r>
-      <w:r>
-        <w:rPr>
-          <w:rFonts w:ascii="Avenir Next" w:hAnsi="Avenir Next" w:cs="Avenir Next" w:eastAsia="Avenir Next"/>
-          <w:color w:val="1A1A1A"/>
-          <w:sz w:val="18"/>
-          <w:szCs w:val="18"/>
-        </w:rPr>
         <w:tab/>
       </w:r>
       <w:r>
         <w:rPr>
           <w:rFonts w:ascii="Avenir Next" w:hAnsi="Avenir Next" w:cs="Avenir Next" w:eastAsia="Avenir Next"/>
           <w:color w:val="1A1A1A"/>
-          <w:sz w:val="21"/>
+          <w:sz w:val="22"/>
           <w:szCs w:val="21"/>
         </w:rPr>
         <w:t xml:space="preserve">The distance is </w:t>
@@ -2719,7 +2894,7 @@
         <w:rPr>
           <w:rFonts w:ascii="Avenir Next" w:hAnsi="Avenir Next" w:cs="Avenir Next" w:eastAsia="Avenir Next"/>
           <w:color w:val="1A1A1A"/>
-          <w:sz w:val="21"/>
+          <w:sz w:val="22"/>
           <w:szCs w:val="21"/>
         </w:rPr>
         <w:t xml:space="preserve"> units.</w:t>
@@ -2736,7 +2911,7 @@
         <w:tabs>
           <w:tab w:val="left" w:pos="432"/>
         </w:tabs>
-        <w:spacing w:before="90" w:after="40" w:line="268" w:lineRule="auto"/>
+        <w:spacing w:before="76" w:after="34" w:line="254" w:lineRule="auto"/>
         <w:ind w:left="432" w:hanging="432"/>
       </w:pPr>
       <w:r>
@@ -2774,7 +2949,7 @@
         <w:tabs>
           <w:tab w:val="left" w:pos="1300"/>
         </w:tabs>
-        <w:spacing w:before="0" w:after="24" w:line="272" w:lineRule="auto"/>
+        <w:spacing w:before="0" w:after="20" w:line="256" w:lineRule="auto"/>
         <w:ind w:left="1300" w:hanging="868"/>
       </w:pPr>
       <w:r>
@@ -2782,25 +2957,25 @@
           <w:rFonts w:ascii="Avenir Next" w:hAnsi="Avenir Next" w:cs="Avenir Next" w:eastAsia="Avenir Next"/>
           <w:b/>
           <w:color w:val="003A70"/>
+          <w:sz w:val="22"/>
+          <w:szCs w:val="18"/>
+        </w:rPr>
+        <w:t xml:space="preserve">Step 1</w:t>
+      </w:r>
+      <w:r>
+        <w:rPr>
+          <w:rFonts w:ascii="Avenir Next" w:hAnsi="Avenir Next" w:cs="Avenir Next" w:eastAsia="Avenir Next"/>
+          <w:color w:val="1A1A1A"/>
           <w:sz w:val="18"/>
           <w:szCs w:val="18"/>
         </w:rPr>
-        <w:t xml:space="preserve">Step 1</w:t>
-      </w:r>
-      <w:r>
-        <w:rPr>
-          <w:rFonts w:ascii="Avenir Next" w:hAnsi="Avenir Next" w:cs="Avenir Next" w:eastAsia="Avenir Next"/>
-          <w:color w:val="1A1A1A"/>
-          <w:sz w:val="18"/>
-          <w:szCs w:val="18"/>
-        </w:rPr>
         <w:tab/>
       </w:r>
       <w:r>
         <w:rPr>
           <w:rFonts w:ascii="Avenir Next" w:hAnsi="Avenir Next" w:cs="Avenir Next" w:eastAsia="Avenir Next"/>
           <w:color w:val="1A1A1A"/>
-          <w:sz w:val="21"/>
+          <w:sz w:val="22"/>
           <w:szCs w:val="21"/>
         </w:rPr>
         <w:t xml:space="preserve">They share y = 2. Use </w:t>
@@ -2819,7 +2994,7 @@
         <w:rPr>
           <w:rFonts w:ascii="Avenir Next" w:hAnsi="Avenir Next" w:cs="Avenir Next" w:eastAsia="Avenir Next"/>
           <w:color w:val="1A1A1A"/>
-          <w:sz w:val="21"/>
+          <w:sz w:val="22"/>
           <w:szCs w:val="21"/>
         </w:rPr>
         <w:t xml:space="preserve"> and </w:t>
@@ -2838,7 +3013,7 @@
         <w:rPr>
           <w:rFonts w:ascii="Avenir Next" w:hAnsi="Avenir Next" w:cs="Avenir Next" w:eastAsia="Avenir Next"/>
           <w:color w:val="1A1A1A"/>
-          <w:sz w:val="21"/>
+          <w:sz w:val="22"/>
           <w:szCs w:val="21"/>
         </w:rPr>
         <w:t xml:space="preserve">.</w:t>
@@ -2850,7 +3025,7 @@
         <w:tabs>
           <w:tab w:val="left" w:pos="1300"/>
         </w:tabs>
-        <w:spacing w:before="0" w:after="24" w:line="272" w:lineRule="auto"/>
+        <w:spacing w:before="0" w:after="20" w:line="256" w:lineRule="auto"/>
         <w:ind w:left="1300" w:hanging="868"/>
       </w:pPr>
       <w:r>
@@ -2858,25 +3033,25 @@
           <w:rFonts w:ascii="Avenir Next" w:hAnsi="Avenir Next" w:cs="Avenir Next" w:eastAsia="Avenir Next"/>
           <w:b/>
           <w:color w:val="003A70"/>
+          <w:sz w:val="22"/>
+          <w:szCs w:val="18"/>
+        </w:rPr>
+        <w:t xml:space="preserve">Step 2</w:t>
+      </w:r>
+      <w:r>
+        <w:rPr>
+          <w:rFonts w:ascii="Avenir Next" w:hAnsi="Avenir Next" w:cs="Avenir Next" w:eastAsia="Avenir Next"/>
+          <w:color w:val="1A1A1A"/>
           <w:sz w:val="18"/>
           <w:szCs w:val="18"/>
         </w:rPr>
-        <w:t xml:space="preserve">Step 2</w:t>
-      </w:r>
-      <w:r>
-        <w:rPr>
-          <w:rFonts w:ascii="Avenir Next" w:hAnsi="Avenir Next" w:cs="Avenir Next" w:eastAsia="Avenir Next"/>
-          <w:color w:val="1A1A1A"/>
-          <w:sz w:val="18"/>
-          <w:szCs w:val="18"/>
-        </w:rPr>
         <w:tab/>
       </w:r>
       <w:r>
         <w:rPr>
           <w:rFonts w:ascii="Avenir Next" w:hAnsi="Avenir Next" w:cs="Avenir Next" w:eastAsia="Avenir Next"/>
           <w:color w:val="1A1A1A"/>
-          <w:sz w:val="21"/>
+          <w:sz w:val="22"/>
           <w:szCs w:val="21"/>
         </w:rPr>
         <w:t xml:space="preserve">Same sign: 7 − 1 = </w:t>
@@ -2895,7 +3070,7 @@
         <w:rPr>
           <w:rFonts w:ascii="Avenir Next" w:hAnsi="Avenir Next" w:cs="Avenir Next" w:eastAsia="Avenir Next"/>
           <w:color w:val="1A1A1A"/>
-          <w:sz w:val="21"/>
+          <w:sz w:val="22"/>
           <w:szCs w:val="21"/>
         </w:rPr>
         <w:t xml:space="preserve">.</w:t>
@@ -2907,7 +3082,7 @@
         <w:tabs>
           <w:tab w:val="left" w:pos="1300"/>
         </w:tabs>
-        <w:spacing w:before="0" w:after="24" w:line="272" w:lineRule="auto"/>
+        <w:spacing w:before="0" w:after="20" w:line="256" w:lineRule="auto"/>
         <w:ind w:left="1300" w:hanging="868"/>
       </w:pPr>
       <w:r>
@@ -2915,25 +3090,25 @@
           <w:rFonts w:ascii="Avenir Next" w:hAnsi="Avenir Next" w:cs="Avenir Next" w:eastAsia="Avenir Next"/>
           <w:b/>
           <w:color w:val="003A70"/>
+          <w:sz w:val="22"/>
+          <w:szCs w:val="18"/>
+        </w:rPr>
+        <w:t xml:space="preserve">Step 3</w:t>
+      </w:r>
+      <w:r>
+        <w:rPr>
+          <w:rFonts w:ascii="Avenir Next" w:hAnsi="Avenir Next" w:cs="Avenir Next" w:eastAsia="Avenir Next"/>
+          <w:color w:val="1A1A1A"/>
           <w:sz w:val="18"/>
           <w:szCs w:val="18"/>
         </w:rPr>
-        <w:t xml:space="preserve">Step 3</w:t>
-      </w:r>
-      <w:r>
-        <w:rPr>
-          <w:rFonts w:ascii="Avenir Next" w:hAnsi="Avenir Next" w:cs="Avenir Next" w:eastAsia="Avenir Next"/>
-          <w:color w:val="1A1A1A"/>
-          <w:sz w:val="18"/>
-          <w:szCs w:val="18"/>
-        </w:rPr>
         <w:tab/>
       </w:r>
       <w:r>
         <w:rPr>
           <w:rFonts w:ascii="Avenir Next" w:hAnsi="Avenir Next" w:cs="Avenir Next" w:eastAsia="Avenir Next"/>
           <w:color w:val="1A1A1A"/>
-          <w:sz w:val="21"/>
+          <w:sz w:val="22"/>
           <w:szCs w:val="21"/>
         </w:rPr>
         <w:t xml:space="preserve">The distance is </w:t>
@@ -2952,7 +3127,7 @@
         <w:rPr>
           <w:rFonts w:ascii="Avenir Next" w:hAnsi="Avenir Next" w:cs="Avenir Next" w:eastAsia="Avenir Next"/>
           <w:color w:val="1A1A1A"/>
-          <w:sz w:val="21"/>
+          <w:sz w:val="22"/>
           <w:szCs w:val="21"/>
         </w:rPr>
         <w:t xml:space="preserve"> units.</w:t>
@@ -2965,6 +3140,7 @@
     </w:p>
     <w:p>
       <w:pPr>
+        <w:pStyle w:val="Heading2"/>
         <w:keepNext/>
         <w:pBdr>
           <w:bottom w:val="single" w:sz="8" w:space="3" w:color="003A70"/>
@@ -2972,7 +3148,7 @@
         <w:tabs>
           <w:tab w:val="right" w:pos="9504"/>
         </w:tabs>
-        <w:spacing w:before="50" w:after="36" w:line="240" w:lineRule="auto"/>
+        <w:spacing w:before="42" w:after="31" w:line="240" w:lineRule="auto"/>
       </w:pPr>
       <w:r>
         <w:rPr>
@@ -2980,7 +3156,7 @@
           <w:b/>
           <w:color w:val="003A70"/>
           <w:spacing w:val="14"/>
-          <w:sz w:val="19"/>
+          <w:sz w:val="22"/>
           <w:szCs w:val="19"/>
         </w:rPr>
         <w:t xml:space="preserve">YOUR TURN</w:t>
@@ -2999,7 +3175,7 @@
           <w:rFonts w:ascii="Avenir Next" w:hAnsi="Avenir Next" w:cs="Avenir Next" w:eastAsia="Avenir Next"/>
           <w:i/>
           <w:color w:val="5A5F66"/>
-          <w:sz w:val="17"/>
+          <w:sz w:val="22"/>
           <w:szCs w:val="17"/>
         </w:rPr>
         <w:t xml:space="preserve">use the steps on your own</w:t>
@@ -3049,7 +3225,7 @@
               <w:tabs>
                 <w:tab w:val="left" w:pos="432"/>
               </w:tabs>
-              <w:spacing w:before="90" w:after="40" w:line="268" w:lineRule="auto"/>
+              <w:spacing w:before="76" w:after="34" w:line="254" w:lineRule="auto"/>
               <w:ind w:left="432" w:hanging="432"/>
             </w:pPr>
             <w:r>
@@ -3122,7 +3298,7 @@
                     <w:tabs>
                       <w:tab w:val="left" w:pos="340"/>
                     </w:tabs>
-                    <w:spacing w:before="0" w:after="0" w:line="276" w:lineRule="auto"/>
+                    <w:spacing w:before="0" w:after="0" w:line="258" w:lineRule="auto"/>
                     <w:ind w:left="340" w:hanging="340"/>
                   </w:pPr>
                   <w:r>
@@ -3170,7 +3346,7 @@
                       <w:szCs w:val="22"/>
                       <w:u w:val="single"/>
                     </w:rPr>
-                    <w:t xml:space="preserve">      </w:t>
+                    <w:t xml:space="preserve">          </w:t>
                   </w:r>
                 </w:p>
               </w:tc>
@@ -3184,7 +3360,7 @@
                     <w:tabs>
                       <w:tab w:val="left" w:pos="340"/>
                     </w:tabs>
-                    <w:spacing w:before="0" w:after="0" w:line="276" w:lineRule="auto"/>
+                    <w:spacing w:before="0" w:after="0" w:line="258" w:lineRule="auto"/>
                     <w:ind w:left="340" w:hanging="340"/>
                   </w:pPr>
                   <w:r>
@@ -3232,7 +3408,7 @@
                       <w:szCs w:val="22"/>
                       <w:u w:val="single"/>
                     </w:rPr>
-                    <w:t xml:space="preserve">      </w:t>
+                    <w:t xml:space="preserve">          </w:t>
                   </w:r>
                 </w:p>
               </w:tc>
@@ -3252,7 +3428,7 @@
                     <w:tabs>
                       <w:tab w:val="left" w:pos="340"/>
                     </w:tabs>
-                    <w:spacing w:before="0" w:after="0" w:line="276" w:lineRule="auto"/>
+                    <w:spacing w:before="0" w:after="0" w:line="258" w:lineRule="auto"/>
                     <w:ind w:left="340" w:hanging="340"/>
                   </w:pPr>
                   <w:r>
@@ -3300,7 +3476,7 @@
                       <w:szCs w:val="22"/>
                       <w:u w:val="single"/>
                     </w:rPr>
-                    <w:t xml:space="preserve">      </w:t>
+                    <w:t xml:space="preserve">          </w:t>
                   </w:r>
                 </w:p>
               </w:tc>
@@ -3314,7 +3490,7 @@
                     <w:tabs>
                       <w:tab w:val="left" w:pos="340"/>
                     </w:tabs>
-                    <w:spacing w:before="0" w:after="0" w:line="276" w:lineRule="auto"/>
+                    <w:spacing w:before="0" w:after="0" w:line="258" w:lineRule="auto"/>
                     <w:ind w:left="340" w:hanging="340"/>
                   </w:pPr>
                   <w:r>
@@ -3362,7 +3538,7 @@
                       <w:szCs w:val="22"/>
                       <w:u w:val="single"/>
                     </w:rPr>
-                    <w:t xml:space="preserve">      </w:t>
+                    <w:t xml:space="preserve">          </w:t>
                   </w:r>
                 </w:p>
               </w:tc>
@@ -3382,7 +3558,7 @@
                     <w:tabs>
                       <w:tab w:val="left" w:pos="340"/>
                     </w:tabs>
-                    <w:spacing w:before="0" w:after="0" w:line="276" w:lineRule="auto"/>
+                    <w:spacing w:before="0" w:after="0" w:line="258" w:lineRule="auto"/>
                     <w:ind w:left="340" w:hanging="340"/>
                   </w:pPr>
                   <w:r>
@@ -3430,7 +3606,7 @@
                       <w:szCs w:val="22"/>
                       <w:u w:val="single"/>
                     </w:rPr>
-                    <w:t xml:space="preserve">      </w:t>
+                    <w:t xml:space="preserve">          </w:t>
                   </w:r>
                 </w:p>
               </w:tc>
@@ -3444,7 +3620,7 @@
                     <w:tabs>
                       <w:tab w:val="left" w:pos="340"/>
                     </w:tabs>
-                    <w:spacing w:before="0" w:after="0" w:line="276" w:lineRule="auto"/>
+                    <w:spacing w:before="0" w:after="0" w:line="258" w:lineRule="auto"/>
                     <w:ind w:left="340" w:hanging="340"/>
                   </w:pPr>
                   <w:r>
@@ -3492,7 +3668,7 @@
                       <w:szCs w:val="22"/>
                       <w:u w:val="single"/>
                     </w:rPr>
-                    <w:t xml:space="preserve">      </w:t>
+                    <w:t xml:space="preserve">          </w:t>
                   </w:r>
                 </w:p>
               </w:tc>
@@ -3513,6 +3689,7 @@
     </w:p>
     <w:p>
       <w:pPr>
+        <w:pStyle w:val="Heading2"/>
         <w:keepNext/>
         <w:pBdr>
           <w:bottom w:val="single" w:sz="8" w:space="3" w:color="003A70"/>
@@ -3520,7 +3697,7 @@
         <w:tabs>
           <w:tab w:val="right" w:pos="9504"/>
         </w:tabs>
-        <w:spacing w:before="50" w:after="36" w:line="240" w:lineRule="auto"/>
+        <w:spacing w:before="42" w:after="31" w:line="240" w:lineRule="auto"/>
       </w:pPr>
       <w:r>
         <w:rPr>
@@ -3528,7 +3705,7 @@
           <w:b/>
           <w:color w:val="003A70"/>
           <w:spacing w:val="14"/>
-          <w:sz w:val="19"/>
+          <w:sz w:val="22"/>
           <w:szCs w:val="19"/>
         </w:rPr>
         <w:t xml:space="preserve">READY CHECK</w:t>
@@ -3547,7 +3724,7 @@
           <w:rFonts w:ascii="Avenir Next" w:hAnsi="Avenir Next" w:cs="Avenir Next" w:eastAsia="Avenir Next"/>
           <w:i/>
           <w:color w:val="5A5F66"/>
-          <w:sz w:val="17"/>
+          <w:sz w:val="22"/>
           <w:szCs w:val="17"/>
         </w:rPr>
         <w:t xml:space="preserve">a problem like the one in today’s lesson</w:t>
@@ -3597,7 +3774,7 @@
               <w:tabs>
                 <w:tab w:val="left" w:pos="432"/>
               </w:tabs>
-              <w:spacing w:before="90" w:after="40" w:line="268" w:lineRule="auto"/>
+              <w:spacing w:before="76" w:after="34" w:line="254" w:lineRule="auto"/>
               <w:ind w:left="432" w:hanging="432"/>
             </w:pPr>
             <w:r>
@@ -3671,7 +3848,7 @@
                     <w:tabs>
                       <w:tab w:val="left" w:pos="340"/>
                     </w:tabs>
-                    <w:spacing w:before="0" w:after="0" w:line="264" w:lineRule="auto"/>
+                    <w:spacing w:before="0" w:after="0" w:line="252" w:lineRule="auto"/>
                     <w:ind w:left="340" w:hanging="340"/>
                   </w:pPr>
                   <w:r>
@@ -3679,25 +3856,25 @@
                       <w:rFonts w:ascii="Avenir Next" w:hAnsi="Avenir Next" w:cs="Avenir Next" w:eastAsia="Avenir Next"/>
                       <w:b/>
                       <w:color w:val="003A70"/>
+                      <w:sz w:val="22"/>
+                      <w:szCs w:val="21"/>
+                    </w:rPr>
+                    <w:t xml:space="preserve">A</w:t>
+                  </w:r>
+                  <w:r>
+                    <w:rPr>
+                      <w:rFonts w:ascii="Avenir Next" w:hAnsi="Avenir Next" w:cs="Avenir Next" w:eastAsia="Avenir Next"/>
+                      <w:color w:val="1A1A1A"/>
                       <w:sz w:val="21"/>
                       <w:szCs w:val="21"/>
                     </w:rPr>
-                    <w:t xml:space="preserve">A</w:t>
-                  </w:r>
-                  <w:r>
-                    <w:rPr>
-                      <w:rFonts w:ascii="Avenir Next" w:hAnsi="Avenir Next" w:cs="Avenir Next" w:eastAsia="Avenir Next"/>
-                      <w:color w:val="1A1A1A"/>
-                      <w:sz w:val="21"/>
-                      <w:szCs w:val="21"/>
-                    </w:rPr>
                     <w:tab/>
                   </w:r>
                   <w:r>
                     <w:rPr>
                       <w:rFonts w:ascii="Avenir Next" w:hAnsi="Avenir Next" w:cs="Avenir Next" w:eastAsia="Avenir Next"/>
                       <w:color w:val="1A1A1A"/>
-                      <w:sz w:val="21"/>
+                      <w:sz w:val="22"/>
                       <w:szCs w:val="21"/>
                     </w:rPr>
                     <w:t xml:space="preserve">3 units</w:t>
@@ -3714,7 +3891,7 @@
                     <w:tabs>
                       <w:tab w:val="left" w:pos="340"/>
                     </w:tabs>
-                    <w:spacing w:before="0" w:after="0" w:line="264" w:lineRule="auto"/>
+                    <w:spacing w:before="0" w:after="0" w:line="252" w:lineRule="auto"/>
                     <w:ind w:left="340" w:hanging="340"/>
                   </w:pPr>
                   <w:r>
@@ -3722,25 +3899,25 @@
                       <w:rFonts w:ascii="Avenir Next" w:hAnsi="Avenir Next" w:cs="Avenir Next" w:eastAsia="Avenir Next"/>
                       <w:b/>
                       <w:color w:val="003A70"/>
+                      <w:sz w:val="22"/>
+                      <w:szCs w:val="21"/>
+                    </w:rPr>
+                    <w:t xml:space="preserve">B</w:t>
+                  </w:r>
+                  <w:r>
+                    <w:rPr>
+                      <w:rFonts w:ascii="Avenir Next" w:hAnsi="Avenir Next" w:cs="Avenir Next" w:eastAsia="Avenir Next"/>
+                      <w:color w:val="1A1A1A"/>
                       <w:sz w:val="21"/>
                       <w:szCs w:val="21"/>
                     </w:rPr>
-                    <w:t xml:space="preserve">B</w:t>
-                  </w:r>
-                  <w:r>
-                    <w:rPr>
-                      <w:rFonts w:ascii="Avenir Next" w:hAnsi="Avenir Next" w:cs="Avenir Next" w:eastAsia="Avenir Next"/>
-                      <w:color w:val="1A1A1A"/>
-                      <w:sz w:val="21"/>
-                      <w:szCs w:val="21"/>
-                    </w:rPr>
                     <w:tab/>
                   </w:r>
                   <w:r>
                     <w:rPr>
                       <w:rFonts w:ascii="Avenir Next" w:hAnsi="Avenir Next" w:cs="Avenir Next" w:eastAsia="Avenir Next"/>
                       <w:color w:val="1A1A1A"/>
-                      <w:sz w:val="21"/>
+                      <w:sz w:val="22"/>
                       <w:szCs w:val="21"/>
                     </w:rPr>
                     <w:t xml:space="preserve">15 units</w:t>
@@ -3757,7 +3934,7 @@
                     <w:tabs>
                       <w:tab w:val="left" w:pos="340"/>
                     </w:tabs>
-                    <w:spacing w:before="0" w:after="0" w:line="264" w:lineRule="auto"/>
+                    <w:spacing w:before="0" w:after="0" w:line="252" w:lineRule="auto"/>
                     <w:ind w:left="340" w:hanging="340"/>
                   </w:pPr>
                   <w:r>
@@ -3765,25 +3942,25 @@
                       <w:rFonts w:ascii="Avenir Next" w:hAnsi="Avenir Next" w:cs="Avenir Next" w:eastAsia="Avenir Next"/>
                       <w:b/>
                       <w:color w:val="003A70"/>
+                      <w:sz w:val="22"/>
+                      <w:szCs w:val="21"/>
+                    </w:rPr>
+                    <w:t xml:space="preserve">C</w:t>
+                  </w:r>
+                  <w:r>
+                    <w:rPr>
+                      <w:rFonts w:ascii="Avenir Next" w:hAnsi="Avenir Next" w:cs="Avenir Next" w:eastAsia="Avenir Next"/>
+                      <w:color w:val="1A1A1A"/>
                       <w:sz w:val="21"/>
                       <w:szCs w:val="21"/>
                     </w:rPr>
-                    <w:t xml:space="preserve">C</w:t>
-                  </w:r>
-                  <w:r>
-                    <w:rPr>
-                      <w:rFonts w:ascii="Avenir Next" w:hAnsi="Avenir Next" w:cs="Avenir Next" w:eastAsia="Avenir Next"/>
-                      <w:color w:val="1A1A1A"/>
-                      <w:sz w:val="21"/>
-                      <w:szCs w:val="21"/>
-                    </w:rPr>
                     <w:tab/>
                   </w:r>
                   <w:r>
                     <w:rPr>
                       <w:rFonts w:ascii="Avenir Next" w:hAnsi="Avenir Next" w:cs="Avenir Next" w:eastAsia="Avenir Next"/>
                       <w:color w:val="1A1A1A"/>
-                      <w:sz w:val="21"/>
+                      <w:sz w:val="22"/>
                       <w:szCs w:val="21"/>
                     </w:rPr>
                     <w:t xml:space="preserve">10 units</w:t>
@@ -3800,7 +3977,7 @@
                     <w:tabs>
                       <w:tab w:val="left" w:pos="340"/>
                     </w:tabs>
-                    <w:spacing w:before="0" w:after="0" w:line="264" w:lineRule="auto"/>
+                    <w:spacing w:before="0" w:after="0" w:line="252" w:lineRule="auto"/>
                     <w:ind w:left="340" w:hanging="340"/>
                   </w:pPr>
                   <w:r>
@@ -3808,25 +3985,25 @@
                       <w:rFonts w:ascii="Avenir Next" w:hAnsi="Avenir Next" w:cs="Avenir Next" w:eastAsia="Avenir Next"/>
                       <w:b/>
                       <w:color w:val="003A70"/>
+                      <w:sz w:val="22"/>
+                      <w:szCs w:val="21"/>
+                    </w:rPr>
+                    <w:t xml:space="preserve">D</w:t>
+                  </w:r>
+                  <w:r>
+                    <w:rPr>
+                      <w:rFonts w:ascii="Avenir Next" w:hAnsi="Avenir Next" w:cs="Avenir Next" w:eastAsia="Avenir Next"/>
+                      <w:color w:val="1A1A1A"/>
                       <w:sz w:val="21"/>
                       <w:szCs w:val="21"/>
                     </w:rPr>
-                    <w:t xml:space="preserve">D</w:t>
-                  </w:r>
-                  <w:r>
-                    <w:rPr>
-                      <w:rFonts w:ascii="Avenir Next" w:hAnsi="Avenir Next" w:cs="Avenir Next" w:eastAsia="Avenir Next"/>
-                      <w:color w:val="1A1A1A"/>
-                      <w:sz w:val="21"/>
-                      <w:szCs w:val="21"/>
-                    </w:rPr>
                     <w:tab/>
                   </w:r>
                   <w:r>
                     <w:rPr>
                       <w:rFonts w:ascii="Avenir Next" w:hAnsi="Avenir Next" w:cs="Avenir Next" w:eastAsia="Avenir Next"/>
                       <w:color w:val="1A1A1A"/>
-                      <w:sz w:val="21"/>
+                      <w:sz w:val="22"/>
                       <w:szCs w:val="21"/>
                     </w:rPr>
                     <w:t xml:space="preserve">11 units</w:t>
@@ -3875,23 +4052,24 @@
         <w:tblLook w:val="0000" w:firstRow="0" w:lastRow="0" w:firstColumn="0" w:lastColumn="0" w:noHBand="1" w:noVBand="1"/>
       </w:tblPr>
       <w:tblGrid>
-        <w:gridCol w:w="2000"/>
-        <w:gridCol w:w="2300"/>
-        <w:gridCol w:w="2100"/>
-        <w:gridCol w:w="3104"/>
+        <w:gridCol w:w="1750"/>
+        <w:gridCol w:w="2500"/>
+        <w:gridCol w:w="2200"/>
+        <w:gridCol w:w="3054"/>
       </w:tblGrid>
       <w:tr>
         <w:trPr>
           <w:cantSplit/>
-          <w:trHeight w:val="320" w:hRule="atLeast"/>
+          <w:trHeight w:val="300" w:hRule="atLeast"/>
         </w:trPr>
         <w:tc>
           <w:tcPr>
-            <w:tcW w:w="2000" w:type="dxa"/>
+            <w:tcW w:w="1750" w:type="dxa"/>
             <w:vAlign w:val="center"/>
           </w:tcPr>
           <w:p>
             <w:pPr>
+              <w:pStyle w:val="Heading2"/>
               <w:spacing w:before="0" w:after="0" w:line="240" w:lineRule="auto"/>
             </w:pPr>
             <w:r>
@@ -3909,7 +4087,7 @@
         </w:tc>
         <w:tc>
           <w:tcPr>
-            <w:tcW w:w="2300" w:type="dxa"/>
+            <w:tcW w:w="2500" w:type="dxa"/>
             <w:vAlign w:val="center"/>
           </w:tcPr>
           <w:p>
@@ -3920,8 +4098,8 @@
               <w:rPr>
                 <w:rFonts w:ascii="Arial" w:hAnsi="Arial" w:cs="Arial" w:eastAsia="Arial"/>
                 <w:color w:val="1A1A1A"/>
-                <w:sz w:val="24"/>
-                <w:szCs w:val="24"/>
+                <w:sz w:val="20"/>
+                <w:szCs w:val="20"/>
               </w:rPr>
               <w:t xml:space="preserve">□</w:t>
             </w:r>
@@ -3938,7 +4116,7 @@
         </w:tc>
         <w:tc>
           <w:tcPr>
-            <w:tcW w:w="2100" w:type="dxa"/>
+            <w:tcW w:w="2200" w:type="dxa"/>
             <w:vAlign w:val="center"/>
           </w:tcPr>
           <w:p>
@@ -3949,8 +4127,8 @@
               <w:rPr>
                 <w:rFonts w:ascii="Arial" w:hAnsi="Arial" w:cs="Arial" w:eastAsia="Arial"/>
                 <w:color w:val="1A1A1A"/>
-                <w:sz w:val="24"/>
-                <w:szCs w:val="24"/>
+                <w:sz w:val="20"/>
+                <w:szCs w:val="20"/>
               </w:rPr>
               <w:t xml:space="preserve">□</w:t>
             </w:r>
@@ -3967,7 +4145,7 @@
         </w:tc>
         <w:tc>
           <w:tcPr>
-            <w:tcW w:w="3104" w:type="dxa"/>
+            <w:tcW w:w="3054" w:type="dxa"/>
             <w:vAlign w:val="center"/>
           </w:tcPr>
           <w:p>
@@ -3978,8 +4156,8 @@
               <w:rPr>
                 <w:rFonts w:ascii="Arial" w:hAnsi="Arial" w:cs="Arial" w:eastAsia="Arial"/>
                 <w:color w:val="1A1A1A"/>
-                <w:sz w:val="24"/>
-                <w:szCs w:val="24"/>
+                <w:sz w:val="20"/>
+                <w:szCs w:val="20"/>
               </w:rPr>
               <w:t xml:space="preserve">□</w:t>
             </w:r>
@@ -4014,7 +4192,7 @@
     <w:sectPr>
       <w:footerReference w:type="default" r:id="rIdFooter1"/>
       <w:pgSz w:w="12240" w:h="15840"/>
-      <w:pgMar w:top="893" w:right="1224" w:bottom="835" w:left="1512" w:header="432" w:footer="432" w:gutter="0"/>
+      <w:pgMar w:top="780" w:right="1224" w:bottom="760" w:left="1512" w:header="432" w:footer="432" w:gutter="0"/>
       <w:cols w:space="720"/>
     </w:sectPr>
   </w:body>
@@ -4094,7 +4272,106 @@
               <w:sz w:val="15"/>
               <w:szCs w:val="15"/>
             </w:rPr>
-            <w:t xml:space="preserve">Lesson 7-7  ·  Session 1  ·  Prerequisite Practice B</w:t>
+            <w:t xml:space="preserve">7-7 · Page </w:t>
+          </w:r>
+          <w:r>
+            <w:rPr>
+              <w:rFonts w:ascii="Avenir Next" w:hAnsi="Avenir Next" w:cs="Avenir Next" w:eastAsia="Avenir Next"/>
+              <w:color w:val="5A5F66"/>
+              <w:sz w:val="15"/>
+              <w:szCs w:val="15"/>
+            </w:rPr>
+            <w:fldChar w:fldCharType="begin"/>
+          </w:r>
+          <w:r>
+            <w:rPr>
+              <w:rFonts w:ascii="Avenir Next" w:hAnsi="Avenir Next" w:cs="Avenir Next" w:eastAsia="Avenir Next"/>
+              <w:color w:val="5A5F66"/>
+              <w:sz w:val="15"/>
+              <w:szCs w:val="15"/>
+            </w:rPr>
+            <w:instrText xml:space="preserve"> PAGE </w:instrText>
+          </w:r>
+          <w:r>
+            <w:rPr>
+              <w:rFonts w:ascii="Avenir Next" w:hAnsi="Avenir Next" w:cs="Avenir Next" w:eastAsia="Avenir Next"/>
+              <w:color w:val="5A5F66"/>
+              <w:sz w:val="15"/>
+              <w:szCs w:val="15"/>
+            </w:rPr>
+            <w:fldChar w:fldCharType="separate"/>
+          </w:r>
+          <w:r>
+            <w:rPr>
+              <w:rFonts w:ascii="Avenir Next" w:hAnsi="Avenir Next" w:cs="Avenir Next" w:eastAsia="Avenir Next"/>
+              <w:color w:val="5A5F66"/>
+              <w:sz w:val="15"/>
+              <w:szCs w:val="15"/>
+            </w:rPr>
+            <w:t xml:space="preserve">1</w:t>
+          </w:r>
+          <w:r>
+            <w:rPr>
+              <w:rFonts w:ascii="Avenir Next" w:hAnsi="Avenir Next" w:cs="Avenir Next" w:eastAsia="Avenir Next"/>
+              <w:color w:val="5A5F66"/>
+              <w:sz w:val="15"/>
+              <w:szCs w:val="15"/>
+            </w:rPr>
+            <w:fldChar w:fldCharType="end"/>
+          </w:r>
+          <w:r>
+            <w:rPr>
+              <w:rFonts w:ascii="Avenir Next" w:hAnsi="Avenir Next" w:cs="Avenir Next" w:eastAsia="Avenir Next"/>
+              <w:color w:val="5A5F66"/>
+              <w:sz w:val="15"/>
+              <w:szCs w:val="15"/>
+            </w:rPr>
+            <w:t xml:space="preserve"> of </w:t>
+          </w:r>
+          <w:r>
+            <w:rPr>
+              <w:rFonts w:ascii="Avenir Next" w:hAnsi="Avenir Next" w:cs="Avenir Next" w:eastAsia="Avenir Next"/>
+              <w:color w:val="5A5F66"/>
+              <w:sz w:val="15"/>
+              <w:szCs w:val="15"/>
+            </w:rPr>
+            <w:fldChar w:fldCharType="begin"/>
+          </w:r>
+          <w:r>
+            <w:rPr>
+              <w:rFonts w:ascii="Avenir Next" w:hAnsi="Avenir Next" w:cs="Avenir Next" w:eastAsia="Avenir Next"/>
+              <w:color w:val="5A5F66"/>
+              <w:sz w:val="15"/>
+              <w:szCs w:val="15"/>
+            </w:rPr>
+            <w:instrText xml:space="preserve"> NUMPAGES </w:instrText>
+          </w:r>
+          <w:r>
+            <w:rPr>
+              <w:rFonts w:ascii="Avenir Next" w:hAnsi="Avenir Next" w:cs="Avenir Next" w:eastAsia="Avenir Next"/>
+              <w:color w:val="5A5F66"/>
+              <w:sz w:val="15"/>
+              <w:szCs w:val="15"/>
+            </w:rPr>
+            <w:fldChar w:fldCharType="separate"/>
+          </w:r>
+          <w:r>
+            <w:rPr>
+              <w:rFonts w:ascii="Avenir Next" w:hAnsi="Avenir Next" w:cs="Avenir Next" w:eastAsia="Avenir Next"/>
+              <w:color w:val="5A5F66"/>
+              <w:sz w:val="15"/>
+              <w:szCs w:val="15"/>
+            </w:rPr>
+            <w:t xml:space="preserve">1</w:t>
+          </w:r>
+          <w:r>
+            <w:rPr>
+              <w:rFonts w:ascii="Avenir Next" w:hAnsi="Avenir Next" w:cs="Avenir Next" w:eastAsia="Avenir Next"/>
+              <w:color w:val="5A5F66"/>
+              <w:sz w:val="15"/>
+              <w:szCs w:val="15"/>
+            </w:rPr>
+            <w:fldChar w:fldCharType="end"/>
           </w:r>
         </w:p>
       </w:tc>
@@ -4137,5 +4414,23 @@
       </w:tblCellMar>
     </w:tblPr>
   </w:style>
+  <w:style w:type="paragraph" w:styleId="Heading1">
+    <w:name w:val="heading 1"/>
+    <w:basedOn w:val="Normal"/>
+    <w:pPr>
+      <w:outlineLvl w:val="0"/>
+      <w:keepNext w:val="0"/>
+      <w:keepLines w:val="0"/>
+    </w:pPr>
+  </w:style>
+  <w:style w:type="paragraph" w:styleId="Heading2">
+    <w:name w:val="heading 2"/>
+    <w:basedOn w:val="Normal"/>
+    <w:pPr>
+      <w:outlineLvl w:val="1"/>
+      <w:keepNext w:val="0"/>
+      <w:keepLines w:val="0"/>
+    </w:pPr>
+  </w:style>
 </w:styles>
 </file>